--- a/Publisher_Ready_Curriculum/01_Physics_East_Meadow_Refactor/01_Kinematics/04_Acceleration/Teacher_Guide.docx
+++ b/Publisher_Ready_Curriculum/01_Physics_East_Meadow_Refactor/01_Kinematics/04_Acceleration/Teacher_Guide.docx
@@ -2,7 +2,7 @@
 <file path=word/document.xml><?xml version="1.0" encoding="utf-8"?>
 <w:document xmlns:w="http://schemas.openxmlformats.org/wordprocessingml/2006/main" xmlns:m="http://schemas.openxmlformats.org/officeDocument/2006/math" xmlns:r="http://schemas.openxmlformats.org/officeDocument/2006/relationships" xmlns:o="urn:schemas-microsoft-com:office:office" xmlns:v="urn:schemas-microsoft-com:vml" xmlns:w10="urn:schemas-microsoft-com:office:word" xmlns:a="http://schemas.openxmlformats.org/drawingml/2006/main" xmlns:pic="http://schemas.openxmlformats.org/drawingml/2006/picture" xmlns:wp="http://schemas.openxmlformats.org/drawingml/2006/wordprocessingDrawing">
   <w:body>
-    <w:bookmarkStart w:id="32" w:name="acceleration-teacher-guide"/>
+    <w:bookmarkStart w:id="44" w:name="acceleration-teacher-guide"/>
     <w:p>
       <w:pPr>
         <w:pStyle w:val="Heading1"/>
@@ -42,6 +42,13 @@
       </w:r>
       <w:r>
         <w:t xml:space="preserve">Strategy chips: BTC</w:t>
+      </w:r>
+    </w:p>
+    <w:p>
+      <w:r>
+        <w:pict>
+          <v:rect style="width:0;height:1.5pt" o:hralign="center" o:hrstd="t" o:hr="t"/>
+        </w:pict>
       </w:r>
     </w:p>
     <w:bookmarkEnd w:id="9"/>
@@ -243,33 +250,1773 @@
         </w:r>
       </w:hyperlink>
     </w:p>
+    <w:p>
+      <w:r>
+        <w:pict>
+          <v:rect style="width:0;height:1.5pt" o:hralign="center" o:hrstd="t" o:hr="t"/>
+        </w:pict>
+      </w:r>
+    </w:p>
     <w:bookmarkEnd w:id="17"/>
     <w:bookmarkEnd w:id="18"/>
-    <w:bookmarkStart w:id="19" w:name="ccc-focus"/>
+    <w:bookmarkStart w:id="19" w:name="lesson-overview"/>
     <w:p>
       <w:pPr>
         <w:pStyle w:val="Heading2"/>
       </w:pPr>
       <w:r>
-        <w:t xml:space="preserve">CCC Focus</w:t>
+        <w:t xml:space="preserve">Lesson Overview</w:t>
       </w:r>
     </w:p>
+    <w:tbl>
+      <w:tblPr>
+        <w:tblStyle w:val="Table"/>
+        <w:tblW w:type="pct" w:w="5000"/>
+        <w:tblLayout w:type="fixed"/>
+        <w:tblLook w:firstRow="0" w:lastRow="0" w:firstColumn="0" w:lastColumn="0" w:noHBand="0" w:noVBand="0" w:val="0000"/>
+      </w:tblPr>
+      <w:tblGrid>
+        <w:gridCol w:w="3960"/>
+        <w:gridCol w:w="3960"/>
+      </w:tblGrid>
+      <w:tr>
+        <w:tc>
+          <w:tcPr/>
+          <w:p>
+            <w:pPr>
+              <w:pStyle w:val="Compact"/>
+            </w:pPr>
+            <w:r>
+              <w:rPr>
+                <w:b/>
+                <w:bCs/>
+              </w:rPr>
+              <w:t xml:space="preserve">Duration</w:t>
+            </w:r>
+          </w:p>
+        </w:tc>
+        <w:tc>
+          <w:tcPr/>
+          <w:p>
+            <w:pPr>
+              <w:pStyle w:val="Compact"/>
+            </w:pPr>
+            <w:r>
+              <w:t xml:space="preserve">42 minutes (1 period)</w:t>
+            </w:r>
+          </w:p>
+        </w:tc>
+      </w:tr>
+      <w:tr>
+        <w:tc>
+          <w:tcPr/>
+          <w:p>
+            <w:pPr>
+              <w:pStyle w:val="Compact"/>
+            </w:pPr>
+            <w:r>
+              <w:rPr>
+                <w:b/>
+                <w:bCs/>
+              </w:rPr>
+              <w:t xml:space="preserve">NYSSLS link</w:t>
+            </w:r>
+          </w:p>
+        </w:tc>
+        <w:tc>
+          <w:tcPr/>
+          <w:p>
+            <w:pPr>
+              <w:pStyle w:val="Compact"/>
+            </w:pPr>
+            <w:r>
+              <w:t xml:space="preserve">HS-PS2-1 (anchor lesson)</w:t>
+            </w:r>
+          </w:p>
+        </w:tc>
+      </w:tr>
+      <w:tr>
+        <w:tc>
+          <w:tcPr/>
+          <w:p>
+            <w:pPr>
+              <w:pStyle w:val="Compact"/>
+            </w:pPr>
+            <w:r>
+              <w:rPr>
+                <w:b/>
+                <w:bCs/>
+              </w:rPr>
+              <w:t xml:space="preserve">CCC focus</w:t>
+            </w:r>
+          </w:p>
+        </w:tc>
+        <w:tc>
+          <w:tcPr/>
+          <w:p>
+            <w:pPr>
+              <w:pStyle w:val="Compact"/>
+            </w:pPr>
+            <w:r>
+              <w:t xml:space="preserve">Cause and Effect — a</w:t>
+            </w:r>
+            <w:r>
+              <w:t xml:space="preserve"> </w:t>
+            </w:r>
+            <w:r>
+              <w:rPr>
+                <w:i/>
+                <w:iCs/>
+              </w:rPr>
+              <w:t xml:space="preserve">change</w:t>
+            </w:r>
+            <w:r>
+              <w:t xml:space="preserve"> </w:t>
+            </w:r>
+            <w:r>
+              <w:t xml:space="preserve">in velocity (cause: net force) produces</w:t>
+            </w:r>
+            <w:r>
+              <w:t xml:space="preserve"> </w:t>
+            </w:r>
+            <w:r>
+              <w:rPr>
+                <w:i/>
+                <w:iCs/>
+              </w:rPr>
+              <w:t xml:space="preserve">acceleration</w:t>
+            </w:r>
+            <w:r>
+              <w:t xml:space="preserve"> </w:t>
+            </w:r>
+            <w:r>
+              <w:t xml:space="preserve">(effect). Speeding up, slowing down, and changing direction all count as acceleration.</w:t>
+            </w:r>
+          </w:p>
+        </w:tc>
+      </w:tr>
+      <w:tr>
+        <w:tc>
+          <w:tcPr/>
+          <w:p>
+            <w:pPr>
+              <w:pStyle w:val="Compact"/>
+            </w:pPr>
+            <w:r>
+              <w:rPr>
+                <w:b/>
+                <w:bCs/>
+              </w:rPr>
+              <w:t xml:space="preserve">Strategy chips</w:t>
+            </w:r>
+          </w:p>
+        </w:tc>
+        <w:tc>
+          <w:tcPr/>
+          <w:p>
+            <w:pPr>
+              <w:pStyle w:val="Compact"/>
+            </w:pPr>
+            <w:r>
+              <w:t xml:space="preserve">BTC (random groups + VNPS thin-slicing)</w:t>
+            </w:r>
+          </w:p>
+        </w:tc>
+      </w:tr>
+      <w:tr>
+        <w:tc>
+          <w:tcPr/>
+          <w:p>
+            <w:pPr>
+              <w:pStyle w:val="Compact"/>
+            </w:pPr>
+            <w:r>
+              <w:rPr>
+                <w:b/>
+                <w:bCs/>
+              </w:rPr>
+              <w:t xml:space="preserve">Materials</w:t>
+            </w:r>
+          </w:p>
+        </w:tc>
+        <w:tc>
+          <w:tcPr/>
+          <w:p>
+            <w:pPr>
+              <w:pStyle w:val="Compact"/>
+            </w:pPr>
+            <w:r>
+              <w:t xml:space="preserve">Whiteboards or chart paper at standing height for VNPS-lite (4 stations); markers; deck of playing cards (for randomizing groups); printed thin-slicing task cards (4 levels per station); access to the interactive on devices.</w:t>
+            </w:r>
+          </w:p>
+        </w:tc>
+      </w:tr>
+      <w:tr>
+        <w:tc>
+          <w:tcPr/>
+          <w:p>
+            <w:pPr>
+              <w:pStyle w:val="Compact"/>
+            </w:pPr>
+            <w:r>
+              <w:rPr>
+                <w:b/>
+                <w:bCs/>
+              </w:rPr>
+              <w:t xml:space="preserve">Safety</w:t>
+            </w:r>
+          </w:p>
+        </w:tc>
+        <w:tc>
+          <w:tcPr/>
+          <w:p>
+            <w:pPr>
+              <w:pStyle w:val="Compact"/>
+            </w:pPr>
+            <w:r>
+              <w:t xml:space="preserve">None.</w:t>
+            </w:r>
+          </w:p>
+        </w:tc>
+      </w:tr>
+      <w:tr>
+        <w:tc>
+          <w:tcPr/>
+          <w:p>
+            <w:pPr>
+              <w:pStyle w:val="Compact"/>
+            </w:pPr>
+            <w:r>
+              <w:rPr>
+                <w:b/>
+                <w:bCs/>
+              </w:rPr>
+              <w:t xml:space="preserve">Prior knowledge</w:t>
+            </w:r>
+          </w:p>
+        </w:tc>
+        <w:tc>
+          <w:tcPr/>
+          <w:p>
+            <w:pPr>
+              <w:pStyle w:val="Compact"/>
+            </w:pPr>
+            <w:r>
+              <w:t xml:space="preserve">Lessons 01–03 (vectors, distance/displacement, velocity).</w:t>
+            </w:r>
+          </w:p>
+        </w:tc>
+      </w:tr>
+    </w:tbl>
     <w:p>
       <w:pPr>
-        <w:pStyle w:val="FirstParagraph"/>
+        <w:pStyle w:val="BodyText"/>
       </w:pPr>
       <w:r>
         <w:rPr>
           <w:b/>
           <w:bCs/>
         </w:rPr>
-        <w:t xml:space="preserve">Cause and Effect</w:t>
+        <w:t xml:space="preserve">Lesson objectives — students can:</w:t>
+      </w:r>
+    </w:p>
+    <w:p>
+      <w:pPr>
+        <w:pStyle w:val="Compact"/>
+        <w:numPr>
+          <w:ilvl w:val="0"/>
+          <w:numId w:val="1003"/>
+        </w:numPr>
+      </w:pPr>
+      <w:r>
+        <w:t xml:space="preserve">Define</w:t>
       </w:r>
       <w:r>
         <w:t xml:space="preserve"> </w:t>
       </w:r>
       <w:r>
-        <w:t xml:space="preserve">— a</w:t>
+        <w:rPr>
+          <w:b/>
+          <w:bCs/>
+        </w:rPr>
+        <w:t xml:space="preserve">acceleration</w:t>
+      </w:r>
+      <w:r>
+        <w:t xml:space="preserve"> </w:t>
+      </w:r>
+      <w:r>
+        <w:t xml:space="preserve">as the change in velocity divided by the time interval.</w:t>
+      </w:r>
+    </w:p>
+    <w:p>
+      <w:pPr>
+        <w:pStyle w:val="Compact"/>
+        <w:numPr>
+          <w:ilvl w:val="0"/>
+          <w:numId w:val="1003"/>
+        </w:numPr>
+      </w:pPr>
+      <w:r>
+        <w:t xml:space="preserve">Identify positive, negative, and zero acceleration from a velocity-time graph or a written description.</w:t>
+      </w:r>
+    </w:p>
+    <w:p>
+      <w:pPr>
+        <w:pStyle w:val="Compact"/>
+        <w:numPr>
+          <w:ilvl w:val="0"/>
+          <w:numId w:val="1003"/>
+        </w:numPr>
+      </w:pPr>
+      <w:r>
+        <w:t xml:space="preserve">Explain why</w:t>
+      </w:r>
+      <w:r>
+        <w:t xml:space="preserve"> </w:t>
+      </w:r>
+      <w:r>
+        <w:t xml:space="preserve">“deceleration”</w:t>
+      </w:r>
+      <w:r>
+        <w:t xml:space="preserve"> </w:t>
+      </w:r>
+      <w:r>
+        <w:t xml:space="preserve">is just acceleration with a sign opposite the motion.</w:t>
+      </w:r>
+    </w:p>
+    <w:p>
+      <w:r>
+        <w:pict>
+          <v:rect style="width:0;height:1.5pt" o:hralign="center" o:hrstd="t" o:hr="t"/>
+        </w:pict>
+      </w:r>
+    </w:p>
+    <w:bookmarkEnd w:id="19"/>
+    <w:bookmarkStart w:id="24" w:name="phase-1-engage-0-12-min"/>
+    <w:p>
+      <w:pPr>
+        <w:pStyle w:val="Heading2"/>
+      </w:pPr>
+      <w:r>
+        <w:t xml:space="preserve">Phase 1 · Engage</w:t>
+      </w:r>
+      <w:r>
+        <w:t xml:space="preserve"> </w:t>
+      </w:r>
+      <w:r>
+        <w:rPr>
+          <w:i/>
+          <w:iCs/>
+        </w:rPr>
+        <w:t xml:space="preserve">(0 – 12 min)</w:t>
+      </w:r>
+    </w:p>
+    <w:bookmarkStart w:id="20" w:name="min-opening-connection-sel"/>
+    <w:p>
+      <w:pPr>
+        <w:pStyle w:val="Heading3"/>
+      </w:pPr>
+      <w:r>
+        <w:t xml:space="preserve">0–3 min · Opening Connection (SEL)</w:t>
+      </w:r>
+    </w:p>
+    <w:p>
+      <w:pPr>
+        <w:pStyle w:val="FirstParagraph"/>
+      </w:pPr>
+      <w:r>
+        <w:t xml:space="preserve">Quick check-in. 60–90 seconds.</w:t>
+      </w:r>
+    </w:p>
+    <w:bookmarkEnd w:id="20"/>
+    <w:bookmarkStart w:id="21" w:name="Xd5843942294e3e0852d50bee170650313f30f94"/>
+    <w:p>
+      <w:pPr>
+        <w:pStyle w:val="Heading3"/>
+      </w:pPr>
+      <w:r>
+        <w:t xml:space="preserve">3–8 min · Phenomenon hook — Physics Classroom acceleration animations</w:t>
+      </w:r>
+    </w:p>
+    <w:p>
+      <w:pPr>
+        <w:pStyle w:val="FirstParagraph"/>
+      </w:pPr>
+      <w:r>
+        <w:rPr>
+          <w:b/>
+          <w:bCs/>
+        </w:rPr>
+        <w:t xml:space="preserve">Teacher actions.</w:t>
+      </w:r>
+      <w:r>
+        <w:t xml:space="preserve"> </w:t>
+      </w:r>
+      <w:r>
+        <w:t xml:space="preserve">Open the</w:t>
+      </w:r>
+      <w:r>
+        <w:t xml:space="preserve"> </w:t>
+      </w:r>
+      <w:hyperlink r:id="rId11">
+        <w:r>
+          <w:rPr>
+            <w:rStyle w:val="Hyperlink"/>
+          </w:rPr>
+          <w:t xml:space="preserve">Physics Classroom acceleration animations</w:t>
+        </w:r>
+      </w:hyperlink>
+      <w:r>
+        <w:t xml:space="preserve">. Show the first animation (constant velocity). Pause. Show the second (speeding up). Pause. Show the third (slowing down).</w:t>
+      </w:r>
+    </w:p>
+    <w:p>
+      <w:pPr>
+        <w:pStyle w:val="BodyText"/>
+      </w:pPr>
+      <w:r>
+        <w:rPr>
+          <w:b/>
+          <w:bCs/>
+        </w:rPr>
+        <w:t xml:space="preserve">Sample teacher language:</w:t>
+      </w:r>
+    </w:p>
+    <w:p>
+      <w:pPr>
+        <w:pStyle w:val="BlockText"/>
+      </w:pPr>
+      <w:r>
+        <w:t xml:space="preserve">“I’m showing you three short animations of dots moving on a line. The dots are evenly spaced</w:t>
+      </w:r>
+      <w:r>
+        <w:t xml:space="preserve"> </w:t>
+      </w:r>
+      <w:r>
+        <w:rPr>
+          <w:i/>
+          <w:iCs/>
+        </w:rPr>
+        <w:t xml:space="preserve">in time</w:t>
+      </w:r>
+      <w:r>
+        <w:t xml:space="preserve"> </w:t>
+      </w:r>
+      <w:r>
+        <w:t xml:space="preserve">— every dot represents one second. But the spacing between them on the page changes from one animation to the next. Watch carefully. What’s the difference?”</w:t>
+      </w:r>
+    </w:p>
+    <w:p>
+      <w:pPr>
+        <w:pStyle w:val="FirstParagraph"/>
+      </w:pPr>
+      <w:r>
+        <w:rPr>
+          <w:b/>
+          <w:bCs/>
+        </w:rPr>
+        <w:t xml:space="preserve">Anticipated student responses:</w:t>
+      </w:r>
+    </w:p>
+    <w:p>
+      <w:pPr>
+        <w:pStyle w:val="Compact"/>
+        <w:numPr>
+          <w:ilvl w:val="0"/>
+          <w:numId w:val="1004"/>
+        </w:numPr>
+      </w:pPr>
+      <w:r>
+        <w:t xml:space="preserve">“The dots get further apart in the second one”</w:t>
+      </w:r>
+      <w:r>
+        <w:t xml:space="preserve"> </w:t>
+      </w:r>
+      <w:r>
+        <w:t xml:space="preserve">— affirm; that’s the visible signature of acceleration.</w:t>
+      </w:r>
+    </w:p>
+    <w:p>
+      <w:pPr>
+        <w:pStyle w:val="Compact"/>
+        <w:numPr>
+          <w:ilvl w:val="0"/>
+          <w:numId w:val="1004"/>
+        </w:numPr>
+      </w:pPr>
+      <w:r>
+        <w:t xml:space="preserve">“It’s speeding up / slowing down”</w:t>
+      </w:r>
+      <w:r>
+        <w:t xml:space="preserve"> </w:t>
+      </w:r>
+      <w:r>
+        <w:t xml:space="preserve">— affirm, then probe:</w:t>
+      </w:r>
+      <w:r>
+        <w:t xml:space="preserve"> </w:t>
+      </w:r>
+      <w:r>
+        <w:t xml:space="preserve">“How can you tell from the picture? What exactly are you seeing?”</w:t>
+      </w:r>
+    </w:p>
+    <w:p>
+      <w:pPr>
+        <w:pStyle w:val="Compact"/>
+        <w:numPr>
+          <w:ilvl w:val="0"/>
+          <w:numId w:val="1004"/>
+        </w:numPr>
+      </w:pPr>
+      <w:r>
+        <w:t xml:space="preserve">“The first one is just constant”</w:t>
+      </w:r>
+      <w:r>
+        <w:t xml:space="preserve"> </w:t>
+      </w:r>
+      <w:r>
+        <w:t xml:space="preserve">— yes; surface that</w:t>
+      </w:r>
+      <w:r>
+        <w:t xml:space="preserve"> </w:t>
+      </w:r>
+      <w:r>
+        <w:rPr>
+          <w:i/>
+          <w:iCs/>
+        </w:rPr>
+        <w:t xml:space="preserve">constant velocity = no acceleration</w:t>
+      </w:r>
+      <w:r>
+        <w:t xml:space="preserve">.</w:t>
+      </w:r>
+    </w:p>
+    <w:bookmarkEnd w:id="21"/>
+    <w:bookmarkStart w:id="22" w:name="min-notice-wonder-turn-and-talk-1"/>
+    <w:p>
+      <w:pPr>
+        <w:pStyle w:val="Heading3"/>
+      </w:pPr>
+      <w:r>
+        <w:t xml:space="preserve">8–12 min · Notice &amp; Wonder + Turn-and-Talk #1</w:t>
+      </w:r>
+    </w:p>
+    <w:p>
+      <w:pPr>
+        <w:pStyle w:val="FirstParagraph"/>
+      </w:pPr>
+      <w:r>
+        <w:t xml:space="preserve">Capture two columns. Then:</w:t>
+      </w:r>
+    </w:p>
+    <w:p>
+      <w:pPr>
+        <w:pStyle w:val="BlockText"/>
+      </w:pPr>
+      <w:r>
+        <w:t xml:space="preserve">“Some animations show dots that get further apart over time. Some show dots getting closer. Turn to your partner: what does that say about the object?”</w:t>
+      </w:r>
+    </w:p>
+    <w:p>
+      <w:pPr>
+        <w:pStyle w:val="FirstParagraph"/>
+      </w:pPr>
+      <w:r>
+        <w:t xml:space="preserve">After 90 seconds, take 2–3 responses. Surface the dispute that’s about to drive Phase 2:</w:t>
+      </w:r>
+      <w:r>
+        <w:t xml:space="preserve"> </w:t>
+      </w:r>
+      <w:r>
+        <w:rPr>
+          <w:i/>
+          <w:iCs/>
+        </w:rPr>
+        <w:t xml:space="preserve">what number captures how the velocity is changing?</w:t>
+      </w:r>
+    </w:p>
+    <w:bookmarkEnd w:id="22"/>
+    <w:bookmarkStart w:id="23" w:name="bridge-to-phase-2"/>
+    <w:p>
+      <w:pPr>
+        <w:pStyle w:val="Heading3"/>
+      </w:pPr>
+      <w:r>
+        <w:t xml:space="preserve">Bridge to Phase 2</w:t>
+      </w:r>
+    </w:p>
+    <w:p>
+      <w:pPr>
+        <w:pStyle w:val="FirstParagraph"/>
+      </w:pPr>
+      <w:r>
+        <w:t xml:space="preserve">By end of Phase 1, every student has sketched their</w:t>
+      </w:r>
+      <w:r>
+        <w:t xml:space="preserve"> </w:t>
+      </w:r>
+      <w:r>
+        <w:rPr>
+          <w:b/>
+          <w:bCs/>
+        </w:rPr>
+        <w:t xml:space="preserve">initial model</w:t>
+      </w:r>
+      <w:r>
+        <w:t xml:space="preserve"> </w:t>
+      </w:r>
+      <w:r>
+        <w:t xml:space="preserve">in their notebook: a v-t graph for</w:t>
+      </w:r>
+      <w:r>
+        <w:t xml:space="preserve"> </w:t>
+      </w:r>
+      <w:r>
+        <w:t xml:space="preserve">“speeding up”</w:t>
+      </w:r>
+      <w:r>
+        <w:t xml:space="preserve"> </w:t>
+      </w:r>
+      <w:r>
+        <w:t xml:space="preserve">and a v-t graph for</w:t>
+      </w:r>
+      <w:r>
+        <w:t xml:space="preserve"> </w:t>
+      </w:r>
+      <w:r>
+        <w:t xml:space="preserve">“constant velocity.”</w:t>
+      </w:r>
+      <w:r>
+        <w:t xml:space="preserve"> </w:t>
+      </w:r>
+      <w:r>
+        <w:t xml:space="preserve">They don’t have to be quantitative — just qualitative shapes.</w:t>
+      </w:r>
+    </w:p>
+    <w:p>
+      <w:r>
+        <w:pict>
+          <v:rect style="width:0;height:1.5pt" o:hralign="center" o:hrstd="t" o:hr="t"/>
+        </w:pict>
+      </w:r>
+    </w:p>
+    <w:bookmarkEnd w:id="23"/>
+    <w:bookmarkEnd w:id="24"/>
+    <w:bookmarkStart w:id="28" w:name="phase-2-explore-12-32-min"/>
+    <w:p>
+      <w:pPr>
+        <w:pStyle w:val="Heading2"/>
+      </w:pPr>
+      <w:r>
+        <w:t xml:space="preserve">Phase 2 · Explore</w:t>
+      </w:r>
+      <w:r>
+        <w:t xml:space="preserve"> </w:t>
+      </w:r>
+      <w:r>
+        <w:rPr>
+          <w:i/>
+          <w:iCs/>
+        </w:rPr>
+        <w:t xml:space="preserve">(12 – 32 min)</w:t>
+      </w:r>
+    </w:p>
+    <w:bookmarkStart w:id="25" w:name="min-initial-model-silent-individual"/>
+    <w:p>
+      <w:pPr>
+        <w:pStyle w:val="Heading3"/>
+      </w:pPr>
+      <w:r>
+        <w:t xml:space="preserve">12–17 min · Initial Model (silent / individual)</w:t>
+      </w:r>
+    </w:p>
+    <w:p>
+      <w:pPr>
+        <w:pStyle w:val="FirstParagraph"/>
+      </w:pPr>
+      <w:r>
+        <w:t xml:space="preserve">Specific prompt on the board:</w:t>
+      </w:r>
+    </w:p>
+    <w:p>
+      <w:pPr>
+        <w:pStyle w:val="BlockText"/>
+      </w:pPr>
+      <w:r>
+        <w:rPr>
+          <w:i/>
+          <w:iCs/>
+        </w:rPr>
+        <w:t xml:space="preserve">“Sketch a velocity-time graph for an object that is speeding up at a constant rate. Then sketch one for an object at constant velocity. What’s the difference between the two graphs?”</w:t>
+      </w:r>
+    </w:p>
+    <w:p>
+      <w:pPr>
+        <w:pStyle w:val="FirstParagraph"/>
+      </w:pPr>
+      <w:r>
+        <w:t xml:space="preserve">This silent work surfaces the connection between v-t shape and acceleration. Many students will draw a curved line for</w:t>
+      </w:r>
+      <w:r>
+        <w:t xml:space="preserve"> </w:t>
+      </w:r>
+      <w:r>
+        <w:t xml:space="preserve">“speeding up”</w:t>
+      </w:r>
+      <w:r>
+        <w:t xml:space="preserve"> </w:t>
+      </w:r>
+      <w:r>
+        <w:t xml:space="preserve">— that’s a productive misconception we’ll surface in Phase 3.</w:t>
+      </w:r>
+    </w:p>
+    <w:bookmarkEnd w:id="25"/>
+    <w:bookmarkStart w:id="26" w:name="Xd8dfae7b8aebe9c7559dd69649f5274a9e331df"/>
+    <w:p>
+      <w:pPr>
+        <w:pStyle w:val="Heading3"/>
+      </w:pPr>
+      <w:r>
+        <w:t xml:space="preserve">17–32 min · Investigation — BTC random groups + VNPS thin-slicing</w:t>
+      </w:r>
+    </w:p>
+    <w:p>
+      <w:pPr>
+        <w:pStyle w:val="FirstParagraph"/>
+      </w:pPr>
+      <w:r>
+        <w:t xml:space="preserve">Time for the lesson’s main strategy. Form</w:t>
+      </w:r>
+      <w:r>
+        <w:t xml:space="preserve"> </w:t>
+      </w:r>
+      <w:r>
+        <w:rPr>
+          <w:b/>
+          <w:bCs/>
+        </w:rPr>
+        <w:t xml:space="preserve">random groups of 3</w:t>
+      </w:r>
+      <w:r>
+        <w:t xml:space="preserve"> </w:t>
+      </w:r>
+      <w:r>
+        <w:t xml:space="preserve">using a deck of cards: shuffle, deal one card per student face-down; same-suit groups (clubs together, diamonds together, etc.). Direct groups to the four chart-paper stations around the room.</w:t>
+      </w:r>
+    </w:p>
+    <w:p>
+      <w:pPr>
+        <w:pStyle w:val="BodyText"/>
+      </w:pPr>
+      <w:r>
+        <w:rPr>
+          <w:b/>
+          <w:bCs/>
+        </w:rPr>
+        <w:t xml:space="preserve">Each station has a thin-slicing task card</w:t>
+      </w:r>
+      <w:r>
+        <w:t xml:space="preserve"> </w:t>
+      </w:r>
+      <w:r>
+        <w:t xml:space="preserve">with progressively harder puzzles:</w:t>
+      </w:r>
+    </w:p>
+    <w:p>
+      <w:pPr>
+        <w:pStyle w:val="Compact"/>
+        <w:numPr>
+          <w:ilvl w:val="0"/>
+          <w:numId w:val="1005"/>
+        </w:numPr>
+      </w:pPr>
+      <w:r>
+        <w:rPr>
+          <w:b/>
+          <w:bCs/>
+        </w:rPr>
+        <w:t xml:space="preserve">Level 1:</w:t>
+      </w:r>
+      <w:r>
+        <w:t xml:space="preserve"> </w:t>
+      </w:r>
+      <w:r>
+        <w:t xml:space="preserve">“Sketch the v-t graph for a car at constant 10 m/s east.”</w:t>
+      </w:r>
+    </w:p>
+    <w:p>
+      <w:pPr>
+        <w:pStyle w:val="Compact"/>
+        <w:numPr>
+          <w:ilvl w:val="0"/>
+          <w:numId w:val="1005"/>
+        </w:numPr>
+      </w:pPr>
+      <w:r>
+        <w:rPr>
+          <w:b/>
+          <w:bCs/>
+        </w:rPr>
+        <w:t xml:space="preserve">Level 2:</w:t>
+      </w:r>
+      <w:r>
+        <w:t xml:space="preserve"> </w:t>
+      </w:r>
+      <w:r>
+        <w:t xml:space="preserve">“Sketch the v-t graph for a car starting at 0 and reaching 20 m/s east in 5 seconds at constant acceleration.”</w:t>
+      </w:r>
+    </w:p>
+    <w:p>
+      <w:pPr>
+        <w:pStyle w:val="Compact"/>
+        <w:numPr>
+          <w:ilvl w:val="0"/>
+          <w:numId w:val="1005"/>
+        </w:numPr>
+      </w:pPr>
+      <w:r>
+        <w:rPr>
+          <w:b/>
+          <w:bCs/>
+        </w:rPr>
+        <w:t xml:space="preserve">Level 3:</w:t>
+      </w:r>
+      <w:r>
+        <w:t xml:space="preserve"> </w:t>
+      </w:r>
+      <w:r>
+        <w:t xml:space="preserve">“A v-t graph goes from 10 to −10 m/s in 4 seconds. What is the average acceleration? Is the car speeding up or slowing down?”</w:t>
+      </w:r>
+    </w:p>
+    <w:p>
+      <w:pPr>
+        <w:pStyle w:val="Compact"/>
+        <w:numPr>
+          <w:ilvl w:val="0"/>
+          <w:numId w:val="1005"/>
+        </w:numPr>
+      </w:pPr>
+      <w:r>
+        <w:rPr>
+          <w:b/>
+          <w:bCs/>
+        </w:rPr>
+        <w:t xml:space="preserve">Level 4:</w:t>
+      </w:r>
+      <w:r>
+        <w:t xml:space="preserve"> </w:t>
+      </w:r>
+      <w:r>
+        <w:t xml:space="preserve">“Sketch a v-t graph showing the car speed up, then slow down, then reverse direction. Label where acceleration changes sign.”</w:t>
+      </w:r>
+    </w:p>
+    <w:p>
+      <w:pPr>
+        <w:pStyle w:val="FirstParagraph"/>
+      </w:pPr>
+      <w:r>
+        <w:rPr>
+          <w:b/>
+          <w:bCs/>
+        </w:rPr>
+        <w:t xml:space="preserve">Three-minute rotations.</w:t>
+      </w:r>
+      <w:r>
+        <w:t xml:space="preserve"> </w:t>
+      </w:r>
+      <w:r>
+        <w:t xml:space="preserve">Group works at chart paper; teacher walks but does not solve. Use the discussion prompts below to nudge.</w:t>
+      </w:r>
+    </w:p>
+    <w:p>
+      <w:pPr>
+        <w:pStyle w:val="BodyText"/>
+      </w:pPr>
+      <w:r>
+        <w:rPr>
+          <w:b/>
+          <w:bCs/>
+        </w:rPr>
+        <w:t xml:space="preserve">Sample teacher facilitation language during the stations:</w:t>
+      </w:r>
+    </w:p>
+    <w:p>
+      <w:pPr>
+        <w:pStyle w:val="BlockText"/>
+      </w:pPr>
+      <w:r>
+        <w:t xml:space="preserve">“Show me where on your graph the car is moving fastest.”</w:t>
+      </w:r>
+      <w:r>
+        <w:t xml:space="preserve"> </w:t>
+      </w:r>
+      <w:r>
+        <w:t xml:space="preserve">“What does the slope of the line mean physically?”</w:t>
+      </w:r>
+      <w:r>
+        <w:t xml:space="preserve"> </w:t>
+      </w:r>
+      <w:r>
+        <w:t xml:space="preserve">“If you flipped the slope upside down, what would the car be doing?”</w:t>
+      </w:r>
+    </w:p>
+    <w:bookmarkEnd w:id="26"/>
+    <w:bookmarkStart w:id="27" w:name="teacher-facilitation-during-explore"/>
+    <w:p>
+      <w:pPr>
+        <w:pStyle w:val="Heading3"/>
+      </w:pPr>
+      <w:r>
+        <w:t xml:space="preserve">Teacher facilitation during Explore</w:t>
+      </w:r>
+    </w:p>
+    <w:p>
+      <w:pPr>
+        <w:pStyle w:val="Compact"/>
+        <w:numPr>
+          <w:ilvl w:val="0"/>
+          <w:numId w:val="1006"/>
+        </w:numPr>
+      </w:pPr>
+      <w:r>
+        <w:rPr>
+          <w:b/>
+          <w:bCs/>
+        </w:rPr>
+        <w:t xml:space="preserve">What to look for</w:t>
+      </w:r>
+      <w:r>
+        <w:t xml:space="preserve"> </w:t>
+      </w:r>
+      <w:r>
+        <w:t xml:space="preserve">— groups discovering that</w:t>
+      </w:r>
+      <w:r>
+        <w:t xml:space="preserve"> </w:t>
+      </w:r>
+      <w:r>
+        <w:rPr>
+          <w:i/>
+          <w:iCs/>
+        </w:rPr>
+        <w:t xml:space="preserve">the slope of the v-t graph IS the acceleration</w:t>
+      </w:r>
+      <w:r>
+        <w:t xml:space="preserve">. The</w:t>
+      </w:r>
+      <w:r>
+        <w:t xml:space="preserve"> </w:t>
+      </w:r>
+      <w:r>
+        <w:t xml:space="preserve">“aha”</w:t>
+      </w:r>
+      <w:r>
+        <w:t xml:space="preserve"> </w:t>
+      </w:r>
+      <w:r>
+        <w:t xml:space="preserve">moment is when a group realizes that</w:t>
+      </w:r>
+      <w:r>
+        <w:t xml:space="preserve"> </w:t>
+      </w:r>
+      <w:r>
+        <w:t xml:space="preserve">“constant acceleration”</w:t>
+      </w:r>
+      <w:r>
+        <w:t xml:space="preserve"> </w:t>
+      </w:r>
+      <w:r>
+        <w:t xml:space="preserve">means a straight (non-horizontal) line on v-t, not a curve.</w:t>
+      </w:r>
+    </w:p>
+    <w:p>
+      <w:pPr>
+        <w:pStyle w:val="Compact"/>
+        <w:numPr>
+          <w:ilvl w:val="0"/>
+          <w:numId w:val="1006"/>
+        </w:numPr>
+      </w:pPr>
+      <w:r>
+        <w:rPr>
+          <w:b/>
+          <w:bCs/>
+        </w:rPr>
+        <w:t xml:space="preserve">What to resist</w:t>
+      </w:r>
+      <w:r>
+        <w:t xml:space="preserve"> </w:t>
+      </w:r>
+      <w:r>
+        <w:t xml:space="preserve">— do NOT write</w:t>
+      </w:r>
+      <w:r>
+        <w:t xml:space="preserve"> </w:t>
+      </w:r>
+      <w:r>
+        <w:t xml:space="preserve">“slope = acceleration”</w:t>
+      </w:r>
+      <w:r>
+        <w:t xml:space="preserve"> </w:t>
+      </w:r>
+      <w:r>
+        <w:t xml:space="preserve">on the board yet. Phase 3 is when that gets named.</w:t>
+      </w:r>
+    </w:p>
+    <w:p>
+      <w:pPr>
+        <w:pStyle w:val="Compact"/>
+        <w:numPr>
+          <w:ilvl w:val="0"/>
+          <w:numId w:val="1006"/>
+        </w:numPr>
+      </w:pPr>
+      <w:r>
+        <w:rPr>
+          <w:b/>
+          <w:bCs/>
+        </w:rPr>
+        <w:t xml:space="preserve">What to redirect</w:t>
+      </w:r>
+      <w:r>
+        <w:t xml:space="preserve"> </w:t>
+      </w:r>
+      <w:r>
+        <w:t xml:space="preserve">— groups stuck on Level 3 (the sign-change problem) often need:</w:t>
+      </w:r>
+      <w:r>
+        <w:t xml:space="preserve"> </w:t>
+      </w:r>
+      <w:r>
+        <w:t xml:space="preserve">“Is the slope positive or negative? What does that tell you about whether the car is speeding up or slowing down — given the direction of motion?”</w:t>
+      </w:r>
+    </w:p>
+    <w:p>
+      <w:pPr>
+        <w:pStyle w:val="FirstParagraph"/>
+      </w:pPr>
+      <w:r>
+        <w:t xml:space="preserve">After 12 minutes of stations, gather the class around one station’s chart paper and ask:</w:t>
+      </w:r>
+      <w:r>
+        <w:t xml:space="preserve"> </w:t>
+      </w:r>
+      <w:r>
+        <w:rPr>
+          <w:i/>
+          <w:iCs/>
+        </w:rPr>
+        <w:t xml:space="preserve">“What’s the same in everyone’s answers? What’s different?”</w:t>
+      </w:r>
+      <w:r>
+        <w:t xml:space="preserve"> </w:t>
+      </w:r>
+      <w:r>
+        <w:t xml:space="preserve">Surface the convergence on slope = acceleration.</w:t>
+      </w:r>
+    </w:p>
+    <w:p>
+      <w:r>
+        <w:pict>
+          <v:rect style="width:0;height:1.5pt" o:hralign="center" o:hrstd="t" o:hr="t"/>
+        </w:pict>
+      </w:r>
+    </w:p>
+    <w:bookmarkEnd w:id="27"/>
+    <w:bookmarkEnd w:id="28"/>
+    <w:bookmarkStart w:id="32" w:name="phase-3-explain-32-37-min"/>
+    <w:p>
+      <w:pPr>
+        <w:pStyle w:val="Heading2"/>
+      </w:pPr>
+      <w:r>
+        <w:t xml:space="preserve">Phase 3 · Explain</w:t>
+      </w:r>
+      <w:r>
+        <w:t xml:space="preserve"> </w:t>
+      </w:r>
+      <w:r>
+        <w:rPr>
+          <w:i/>
+          <w:iCs/>
+        </w:rPr>
+        <w:t xml:space="preserve">(32 – 37 min)</w:t>
+      </w:r>
+    </w:p>
+    <w:bookmarkStart w:id="29" w:name="min-turn-and-talk-2-class-consensus"/>
+    <w:p>
+      <w:pPr>
+        <w:pStyle w:val="Heading3"/>
+      </w:pPr>
+      <w:r>
+        <w:t xml:space="preserve">32–35 min · Turn-and-Talk #2 + class consensus</w:t>
+      </w:r>
+    </w:p>
+    <w:p>
+      <w:pPr>
+        <w:pStyle w:val="FirstParagraph"/>
+      </w:pPr>
+      <w:r>
+        <w:rPr>
+          <w:b/>
+          <w:bCs/>
+        </w:rPr>
+        <w:t xml:space="preserve">Sample teacher language:</w:t>
+      </w:r>
+    </w:p>
+    <w:p>
+      <w:pPr>
+        <w:pStyle w:val="BlockText"/>
+      </w:pPr>
+      <w:r>
+        <w:t xml:space="preserve">“Look at the v-t graph on chart paper. Talk to your partner: what does the</w:t>
+      </w:r>
+      <w:r>
+        <w:t xml:space="preserve"> </w:t>
+      </w:r>
+      <w:r>
+        <w:rPr>
+          <w:i/>
+          <w:iCs/>
+        </w:rPr>
+        <w:t xml:space="preserve">slope</w:t>
+      </w:r>
+      <w:r>
+        <w:t xml:space="preserve"> </w:t>
+      </w:r>
+      <w:r>
+        <w:t xml:space="preserve">of this line tell us about the motion?”</w:t>
+      </w:r>
+    </w:p>
+    <w:p>
+      <w:pPr>
+        <w:pStyle w:val="FirstParagraph"/>
+      </w:pPr>
+      <w:r>
+        <w:t xml:space="preserve">After 90 seconds, take volunteers. The target consensus statement:</w:t>
+      </w:r>
+    </w:p>
+    <w:p>
+      <w:pPr>
+        <w:pStyle w:val="BlockText"/>
+      </w:pPr>
+      <w:r>
+        <w:t xml:space="preserve">“The</w:t>
+      </w:r>
+      <w:r>
+        <w:t xml:space="preserve"> </w:t>
+      </w:r>
+      <w:r>
+        <w:rPr>
+          <w:b/>
+          <w:bCs/>
+        </w:rPr>
+        <w:t xml:space="preserve">slope of a velocity-time graph is the acceleration</w:t>
+      </w:r>
+      <w:r>
+        <w:t xml:space="preserve">. Positive slope = speeding up in the positive direction. Negative slope = either slowing down (if moving in the positive direction) OR speeding up in the negative direction. Zero slope = constant velocity = zero acceleration.”</w:t>
+      </w:r>
+    </w:p>
+    <w:bookmarkEnd w:id="29"/>
+    <w:bookmarkStart w:id="30" w:name="min-vocabulary-introduction-3-terms"/>
+    <w:p>
+      <w:pPr>
+        <w:pStyle w:val="Heading3"/>
+      </w:pPr>
+      <w:r>
+        <w:t xml:space="preserve">35–37 min · Vocabulary introduction (≤ 3 terms)</w:t>
+      </w:r>
+    </w:p>
+    <w:p>
+      <w:pPr>
+        <w:pStyle w:val="FirstParagraph"/>
+      </w:pPr>
+      <w:r>
+        <w:rPr>
+          <w:b/>
+          <w:bCs/>
+        </w:rPr>
+        <w:t xml:space="preserve">Sample teacher language:</w:t>
+      </w:r>
+    </w:p>
+    <w:p>
+      <w:pPr>
+        <w:pStyle w:val="BlockText"/>
+      </w:pPr>
+      <w:r>
+        <w:t xml:space="preserve">“</w:t>
+      </w:r>
+      <w:r>
+        <w:rPr>
+          <w:b/>
+          <w:bCs/>
+        </w:rPr>
+        <w:t xml:space="preserve">Acceleration</w:t>
+      </w:r>
+      <w:r>
+        <w:t xml:space="preserve"> </w:t>
+      </w:r>
+      <w:r>
+        <w:t xml:space="preserve">is the change in velocity ÷ time. Units: meters per second per second, or m/s². Vector — has a direction.</w:t>
+      </w:r>
+      <w:r>
+        <w:t xml:space="preserve"> </w:t>
+      </w:r>
+      <w:r>
+        <w:rPr>
+          <w:b/>
+          <w:bCs/>
+        </w:rPr>
+        <w:t xml:space="preserve">Deceleration</w:t>
+      </w:r>
+      <w:r>
+        <w:t xml:space="preserve"> </w:t>
+      </w:r>
+      <w:r>
+        <w:t xml:space="preserve">is just informal English for acceleration whose vector opposes the velocity — a</w:t>
+      </w:r>
+      <w:r>
+        <w:t xml:space="preserve"> </w:t>
+      </w:r>
+      <w:r>
+        <w:rPr>
+          <w:i/>
+          <w:iCs/>
+        </w:rPr>
+        <w:t xml:space="preserve">negative acceleration on a forward-moving car</w:t>
+      </w:r>
+      <w:r>
+        <w:t xml:space="preserve">. The</w:t>
+      </w:r>
+      <w:r>
+        <w:t xml:space="preserve"> </w:t>
+      </w:r>
+      <w:r>
+        <w:rPr>
+          <w:b/>
+          <w:bCs/>
+        </w:rPr>
+        <w:t xml:space="preserve">slope</w:t>
+      </w:r>
+      <w:r>
+        <w:t xml:space="preserve"> </w:t>
+      </w:r>
+      <w:r>
+        <w:t xml:space="preserve">of a v-t graph equals the acceleration.”</w:t>
+      </w:r>
+    </w:p>
+    <w:bookmarkEnd w:id="30"/>
+    <w:bookmarkStart w:id="31" w:name="discussion-prompts-to-deploy-here"/>
+    <w:p>
+      <w:pPr>
+        <w:pStyle w:val="Heading3"/>
+      </w:pPr>
+      <w:r>
+        <w:t xml:space="preserve">Discussion prompts to deploy here</w:t>
+      </w:r>
+    </w:p>
+    <w:p>
+      <w:pPr>
+        <w:pStyle w:val="Compact"/>
+        <w:numPr>
+          <w:ilvl w:val="0"/>
+          <w:numId w:val="1007"/>
+        </w:numPr>
+      </w:pPr>
+      <w:r>
+        <w:t xml:space="preserve">“If a car’s velocity changes from 5 m/s east to 15 m/s east in 2 seconds, what’s its acceleration?”</w:t>
+      </w:r>
+    </w:p>
+    <w:p>
+      <w:pPr>
+        <w:pStyle w:val="Compact"/>
+        <w:numPr>
+          <w:ilvl w:val="1"/>
+          <w:numId w:val="1008"/>
+        </w:numPr>
+      </w:pPr>
+      <w:r>
+        <w:rPr>
+          <w:i/>
+          <w:iCs/>
+        </w:rPr>
+        <w:t xml:space="preserve">Sample student response:</w:t>
+      </w:r>
+      <w:r>
+        <w:t xml:space="preserve"> </w:t>
+      </w:r>
+      <w:r>
+        <w:t xml:space="preserve">“(15 − 5) / 2 = 5 m/s². Positive because it’s speeding up east.”</w:t>
+      </w:r>
+    </w:p>
+    <w:p>
+      <w:pPr>
+        <w:pStyle w:val="Compact"/>
+        <w:numPr>
+          <w:ilvl w:val="0"/>
+          <w:numId w:val="1007"/>
+        </w:numPr>
+      </w:pPr>
+      <w:r>
+        <w:t xml:space="preserve">“What does it mean if acceleration is negative? Is the object always slowing down?”</w:t>
+      </w:r>
+    </w:p>
+    <w:p>
+      <w:pPr>
+        <w:pStyle w:val="Compact"/>
+        <w:numPr>
+          <w:ilvl w:val="1"/>
+          <w:numId w:val="1009"/>
+        </w:numPr>
+      </w:pPr>
+      <w:r>
+        <w:rPr>
+          <w:i/>
+          <w:iCs/>
+        </w:rPr>
+        <w:t xml:space="preserve">Probe:</w:t>
+      </w:r>
+      <w:r>
+        <w:t xml:space="preserve"> </w:t>
+      </w:r>
+      <w:r>
+        <w:t xml:space="preserve">“What if the object is moving west and acceleration is negative? Is it speeding up or slowing down?”</w:t>
+      </w:r>
+      <w:r>
+        <w:t xml:space="preserve"> </w:t>
+      </w:r>
+      <w:r>
+        <w:t xml:space="preserve">(Speeding up — both vectors point west.)</w:t>
+      </w:r>
+    </w:p>
+    <w:p>
+      <w:r>
+        <w:pict>
+          <v:rect style="width:0;height:1.5pt" o:hralign="center" o:hrstd="t" o:hr="t"/>
+        </w:pict>
+      </w:r>
+    </w:p>
+    <w:bookmarkEnd w:id="31"/>
+    <w:bookmarkEnd w:id="32"/>
+    <w:bookmarkStart w:id="35" w:name="phase-4-elaborate-37-40-min"/>
+    <w:p>
+      <w:pPr>
+        <w:pStyle w:val="Heading2"/>
+      </w:pPr>
+      <w:r>
+        <w:t xml:space="preserve">Phase 4 · Elaborate</w:t>
+      </w:r>
+      <w:r>
+        <w:t xml:space="preserve"> </w:t>
+      </w:r>
+      <w:r>
+        <w:rPr>
+          <w:i/>
+          <w:iCs/>
+        </w:rPr>
+        <w:t xml:space="preserve">(37 – 40 min)</w:t>
+      </w:r>
+    </w:p>
+    <w:bookmarkStart w:id="33" w:name="min-revise-the-model"/>
+    <w:p>
+      <w:pPr>
+        <w:pStyle w:val="Heading3"/>
+      </w:pPr>
+      <w:r>
+        <w:t xml:space="preserve">37–39 min · Revise the model</w:t>
+      </w:r>
+    </w:p>
+    <w:p>
+      <w:pPr>
+        <w:pStyle w:val="FirstParagraph"/>
+      </w:pPr>
+      <w:r>
+        <w:t xml:space="preserve">Students reopen their initial v-t sketches from Phase 2. Specific prompt:</w:t>
+      </w:r>
+    </w:p>
+    <w:p>
+      <w:pPr>
+        <w:pStyle w:val="BlockText"/>
+      </w:pPr>
+      <w:r>
+        <w:rPr>
+          <w:i/>
+          <w:iCs/>
+        </w:rPr>
+        <w:t xml:space="preserve">“Update your sketches. Add slope labels (positive, negative, zero). Use the word</w:t>
+      </w:r>
+      <w:r>
+        <w:rPr>
+          <w:i/>
+          <w:iCs/>
+        </w:rPr>
+        <w:t xml:space="preserve"> </w:t>
+      </w:r>
+      <w:r>
+        <w:rPr>
+          <w:b/>
+          <w:bCs/>
+          <w:i/>
+          <w:iCs/>
+        </w:rPr>
+        <w:t xml:space="preserve">acceleration</w:t>
+      </w:r>
+      <w:r>
+        <w:rPr>
+          <w:i/>
+          <w:iCs/>
+        </w:rPr>
+        <w:t xml:space="preserve"> </w:t>
+      </w:r>
+      <w:r>
+        <w:rPr>
+          <w:i/>
+          <w:iCs/>
+        </w:rPr>
+        <w:t xml:space="preserve">in a sentence describing each graph. If your</w:t>
+      </w:r>
+      <w:r>
+        <w:rPr>
+          <w:i/>
+          <w:iCs/>
+        </w:rPr>
+        <w:t xml:space="preserve"> </w:t>
+      </w:r>
+      <w:r>
+        <w:rPr>
+          <w:i/>
+          <w:iCs/>
+        </w:rPr>
+        <w:t xml:space="preserve">‘speeding up’</w:t>
+      </w:r>
+      <w:r>
+        <w:rPr>
+          <w:i/>
+          <w:iCs/>
+        </w:rPr>
+        <w:t xml:space="preserve"> </w:t>
+      </w:r>
+      <w:r>
+        <w:rPr>
+          <w:i/>
+          <w:iCs/>
+        </w:rPr>
+        <w:t xml:space="preserve">graph was a curved line, redraw it as a straight line and explain why.”</w:t>
+      </w:r>
+    </w:p>
+    <w:bookmarkEnd w:id="33"/>
+    <w:bookmarkStart w:id="34" w:name="min-return-to-the-phenomenon"/>
+    <w:p>
+      <w:pPr>
+        <w:pStyle w:val="Heading3"/>
+      </w:pPr>
+      <w:r>
+        <w:t xml:space="preserve">39–40 min · Return to the phenomenon</w:t>
+      </w:r>
+    </w:p>
+    <w:p>
+      <w:pPr>
+        <w:pStyle w:val="FirstParagraph"/>
+      </w:pPr>
+      <w:r>
+        <w:t xml:space="preserve">Reopen one of the Physics Classroom acceleration animations. Ask:</w:t>
+      </w:r>
+    </w:p>
+    <w:p>
+      <w:pPr>
+        <w:pStyle w:val="BlockText"/>
+      </w:pPr>
+      <w:r>
+        <w:t xml:space="preserve">“Predict the v-t graph for this animation. Then we’ll check it on the simulator.”</w:t>
+      </w:r>
+    </w:p>
+    <w:p>
+      <w:pPr>
+        <w:pStyle w:val="FirstParagraph"/>
+      </w:pPr>
+      <w:r>
+        <w:t xml:space="preserve">Take a volunteer’s sketch on the board; class compares to the simulator’s reading. The success criterion: the student sketches a</w:t>
+      </w:r>
+      <w:r>
+        <w:t xml:space="preserve"> </w:t>
+      </w:r>
+      <w:r>
+        <w:rPr>
+          <w:i/>
+          <w:iCs/>
+        </w:rPr>
+        <w:t xml:space="preserve">straight</w:t>
+      </w:r>
+      <w:r>
+        <w:t xml:space="preserve"> </w:t>
+      </w:r>
+      <w:r>
+        <w:t xml:space="preserve">line with the correct sign of slope.</w:t>
+      </w:r>
+    </w:p>
+    <w:p>
+      <w:r>
+        <w:pict>
+          <v:rect style="width:0;height:1.5pt" o:hralign="center" o:hrstd="t" o:hr="t"/>
+        </w:pict>
+      </w:r>
+    </w:p>
+    <w:bookmarkEnd w:id="34"/>
+    <w:bookmarkEnd w:id="35"/>
+    <w:bookmarkStart w:id="37" w:name="phase-5-evaluate-40-42-min"/>
+    <w:p>
+      <w:pPr>
+        <w:pStyle w:val="Heading2"/>
+      </w:pPr>
+      <w:r>
+        <w:t xml:space="preserve">Phase 5 · Evaluate</w:t>
+      </w:r>
+      <w:r>
+        <w:t xml:space="preserve"> </w:t>
+      </w:r>
+      <w:r>
+        <w:rPr>
+          <w:i/>
+          <w:iCs/>
+        </w:rPr>
+        <w:t xml:space="preserve">(40 – 42 min)</w:t>
+      </w:r>
+    </w:p>
+    <w:bookmarkStart w:id="36" w:name="min-exit-ticket-closing-reflection"/>
+    <w:p>
+      <w:pPr>
+        <w:pStyle w:val="Heading3"/>
+      </w:pPr>
+      <w:r>
+        <w:t xml:space="preserve">40–42 min · Exit Ticket + Closing Reflection</w:t>
+      </w:r>
+    </w:p>
+    <w:p>
+      <w:pPr>
+        <w:pStyle w:val="FirstParagraph"/>
+      </w:pPr>
+      <w:r>
+        <w:t xml:space="preserve">Distribute exit slips. Transfer prompt:</w:t>
+      </w:r>
+    </w:p>
+    <w:p>
+      <w:pPr>
+        <w:pStyle w:val="BlockText"/>
+      </w:pPr>
+      <w:r>
+        <w:rPr>
+          <w:i/>
+          <w:iCs/>
+        </w:rPr>
+        <w:t xml:space="preserve">“A sprinter starts from rest and reaches 9 m/s in 3 seconds.</w:t>
+      </w:r>
+      <w:r>
+        <w:rPr>
+          <w:i/>
+          <w:iCs/>
+        </w:rPr>
+        <w:t xml:space="preserve"> </w:t>
+      </w:r>
+      <w:r>
+        <w:rPr>
+          <w:i/>
+          <w:iCs/>
+        </w:rPr>
+        <w:t xml:space="preserve">(a) What is her average acceleration?</w:t>
+      </w:r>
+      <w:r>
+        <w:rPr>
+          <w:i/>
+          <w:iCs/>
+        </w:rPr>
+        <w:t xml:space="preserve"> </w:t>
+      </w:r>
+      <w:r>
+        <w:rPr>
+          <w:i/>
+          <w:iCs/>
+        </w:rPr>
+        <w:t xml:space="preserve">(b) Sketch her v-t graph.</w:t>
+      </w:r>
+      <w:r>
+        <w:rPr>
+          <w:i/>
+          <w:iCs/>
+        </w:rPr>
+        <w:t xml:space="preserve"> </w:t>
+      </w:r>
+      <w:r>
+        <w:rPr>
+          <w:i/>
+          <w:iCs/>
+        </w:rPr>
+        <w:t xml:space="preserve">(c) After crossing the line, she slows from 9 m/s to 0 in 6 seconds. What is her acceleration during the slow-down phase? Is it positive or negative? Explain.”</w:t>
+      </w:r>
+    </w:p>
+    <w:p>
+      <w:pPr>
+        <w:pStyle w:val="FirstParagraph"/>
+      </w:pPr>
+      <w:r>
+        <w:t xml:space="preserve">Expected: (a) 3 m/s² forward. (b) Straight line from (0,0) to (3,9), slope +3. (c) −1.5 m/s², negative because velocity is decreasing — acceleration vector opposes the motion.</w:t>
+      </w:r>
+    </w:p>
+    <w:p>
+      <w:pPr>
+        <w:pStyle w:val="BodyText"/>
+      </w:pPr>
+      <w:r>
+        <w:rPr>
+          <w:b/>
+          <w:bCs/>
+        </w:rPr>
+        <w:t xml:space="preserve">Closing Reflection (SEL, 30 seconds, on the same exit slip):</w:t>
+      </w:r>
+    </w:p>
+    <w:p>
+      <w:pPr>
+        <w:pStyle w:val="BlockText"/>
+      </w:pPr>
+      <w:r>
+        <w:t xml:space="preserve">“What is one thing that surprised you today? Who helped you make sense of something?”</w:t>
+      </w:r>
+    </w:p>
+    <w:p>
+      <w:r>
+        <w:pict>
+          <v:rect style="width:0;height:1.5pt" o:hralign="center" o:hrstd="t" o:hr="t"/>
+        </w:pict>
+      </w:r>
+    </w:p>
+    <w:bookmarkEnd w:id="36"/>
+    <w:bookmarkEnd w:id="37"/>
+    <w:bookmarkStart w:id="38" w:name="common-misconceptions"/>
+    <w:p>
+      <w:pPr>
+        <w:pStyle w:val="Heading2"/>
+      </w:pPr>
+      <w:r>
+        <w:t xml:space="preserve">Common Misconceptions</w:t>
+      </w:r>
+    </w:p>
+    <w:p>
+      <w:pPr>
+        <w:pStyle w:val="Compact"/>
+        <w:numPr>
+          <w:ilvl w:val="0"/>
+          <w:numId w:val="1010"/>
+        </w:numPr>
+      </w:pPr>
+      <w:r>
+        <w:rPr>
+          <w:b/>
+          <w:bCs/>
+        </w:rPr>
+        <w:t xml:space="preserve">Misconception:</w:t>
+      </w:r>
+      <w:r>
+        <w:t xml:space="preserve"> </w:t>
+      </w:r>
+      <w:r>
+        <w:t xml:space="preserve">“Negative acceleration always means slowing down.”</w:t>
+      </w:r>
+      <w:r>
+        <w:t xml:space="preserve"> </w:t>
+      </w:r>
+      <w:r>
+        <w:t xml:space="preserve">→</w:t>
+      </w:r>
+      <w:r>
+        <w:t xml:space="preserve"> </w:t>
+      </w:r>
+      <w:r>
+        <w:rPr>
+          <w:b/>
+          <w:bCs/>
+        </w:rPr>
+        <w:t xml:space="preserve">Correction:</w:t>
+      </w:r>
+      <w:r>
+        <w:t xml:space="preserve"> </w:t>
+      </w:r>
+      <w:r>
+        <w:t xml:space="preserve">Negative acceleration means the acceleration vector points in the negative direction. Whether that</w:t>
+      </w:r>
+      <w:r>
+        <w:t xml:space="preserve"> </w:t>
+      </w:r>
+      <w:r>
+        <w:rPr>
+          <w:i/>
+          <w:iCs/>
+        </w:rPr>
+        <w:t xml:space="preserve">speeds up</w:t>
+      </w:r>
+      <w:r>
+        <w:t xml:space="preserve"> </w:t>
+      </w:r>
+      <w:r>
+        <w:t xml:space="preserve">or</w:t>
+      </w:r>
+      <w:r>
+        <w:t xml:space="preserve"> </w:t>
+      </w:r>
+      <w:r>
+        <w:rPr>
+          <w:i/>
+          <w:iCs/>
+        </w:rPr>
+        <w:t xml:space="preserve">slows down</w:t>
+      </w:r>
+      <w:r>
+        <w:t xml:space="preserve"> </w:t>
+      </w:r>
+      <w:r>
+        <w:t xml:space="preserve">an object depends on the object’s velocity sign. Negative acceleration on a westbound object speeds it up.</w:t>
+      </w:r>
+    </w:p>
+    <w:p>
+      <w:pPr>
+        <w:pStyle w:val="Compact"/>
+        <w:numPr>
+          <w:ilvl w:val="0"/>
+          <w:numId w:val="1010"/>
+        </w:numPr>
+      </w:pPr>
+      <w:r>
+        <w:rPr>
+          <w:b/>
+          <w:bCs/>
+        </w:rPr>
+        <w:t xml:space="preserve">Misconception:</w:t>
+      </w:r>
+      <w:r>
+        <w:t xml:space="preserve"> </w:t>
+      </w:r>
+      <w:r>
+        <w:t xml:space="preserve">“Constant velocity means there is acceleration.”</w:t>
+      </w:r>
+      <w:r>
+        <w:t xml:space="preserve"> </w:t>
+      </w:r>
+      <w:r>
+        <w:t xml:space="preserve">→</w:t>
+      </w:r>
+      <w:r>
+        <w:t xml:space="preserve"> </w:t>
+      </w:r>
+      <w:r>
+        <w:rPr>
+          <w:b/>
+          <w:bCs/>
+        </w:rPr>
+        <w:t xml:space="preserve">Correction:</w:t>
+      </w:r>
+      <w:r>
+        <w:t xml:space="preserve"> </w:t>
+      </w:r>
+      <w:r>
+        <w:t xml:space="preserve">Constant velocity = zero acceleration. Acceleration is about</w:t>
       </w:r>
       <w:r>
         <w:t xml:space="preserve"> </w:t>
@@ -285,7 +2032,51 @@
         <w:t xml:space="preserve"> </w:t>
       </w:r>
       <w:r>
-        <w:t xml:space="preserve">in velocity (cause: net force) produces</w:t>
+        <w:t xml:space="preserve">in velocity.</w:t>
+      </w:r>
+    </w:p>
+    <w:p>
+      <w:pPr>
+        <w:pStyle w:val="Compact"/>
+        <w:numPr>
+          <w:ilvl w:val="0"/>
+          <w:numId w:val="1010"/>
+        </w:numPr>
+      </w:pPr>
+      <w:r>
+        <w:rPr>
+          <w:b/>
+          <w:bCs/>
+        </w:rPr>
+        <w:t xml:space="preserve">Misconception:</w:t>
+      </w:r>
+      <w:r>
+        <w:t xml:space="preserve"> </w:t>
+      </w:r>
+      <w:r>
+        <w:t xml:space="preserve">“Acceleration is how fast something is going.”</w:t>
+      </w:r>
+      <w:r>
+        <w:t xml:space="preserve"> </w:t>
+      </w:r>
+      <w:r>
+        <w:t xml:space="preserve">→</w:t>
+      </w:r>
+      <w:r>
+        <w:t xml:space="preserve"> </w:t>
+      </w:r>
+      <w:r>
+        <w:rPr>
+          <w:b/>
+          <w:bCs/>
+        </w:rPr>
+        <w:t xml:space="preserve">Correction:</w:t>
+      </w:r>
+      <w:r>
+        <w:t xml:space="preserve"> </w:t>
+      </w:r>
+      <w:r>
+        <w:t xml:space="preserve">Acceleration is how fast the</w:t>
       </w:r>
       <w:r>
         <w:t xml:space="preserve"> </w:t>
@@ -295,17 +2086,210 @@
           <w:i/>
           <w:iCs/>
         </w:rPr>
-        <w:t xml:space="preserve">acceleration</w:t>
+        <w:t xml:space="preserve">velocity</w:t>
       </w:r>
       <w:r>
         <w:t xml:space="preserve"> </w:t>
       </w:r>
       <w:r>
-        <w:t xml:space="preserve">(effect). Speeding up, slowing down, and changing direction all count as acceleration.</w:t>
+        <w:t xml:space="preserve">is changing — meters per second per second.</w:t>
       </w:r>
     </w:p>
-    <w:bookmarkEnd w:id="19"/>
-    <w:bookmarkStart w:id="20" w:name="nyssls-observation-checklist-crosswalk"/>
+    <w:p>
+      <w:r>
+        <w:pict>
+          <v:rect style="width:0;height:1.5pt" o:hralign="center" o:hrstd="t" o:hr="t"/>
+        </w:pict>
+      </w:r>
+    </w:p>
+    <w:bookmarkEnd w:id="38"/>
+    <w:bookmarkStart w:id="39" w:name="access-differentiation"/>
+    <w:p>
+      <w:pPr>
+        <w:pStyle w:val="Heading2"/>
+      </w:pPr>
+      <w:r>
+        <w:t xml:space="preserve">Access &amp; Differentiation</w:t>
+      </w:r>
+    </w:p>
+    <w:p>
+      <w:pPr>
+        <w:pStyle w:val="Compact"/>
+        <w:numPr>
+          <w:ilvl w:val="0"/>
+          <w:numId w:val="1011"/>
+        </w:numPr>
+      </w:pPr>
+      <w:r>
+        <w:rPr>
+          <w:b/>
+          <w:bCs/>
+        </w:rPr>
+        <w:t xml:space="preserve">ELL/ENL supports:</w:t>
+      </w:r>
+      <w:r>
+        <w:t xml:space="preserve"> </w:t>
+      </w:r>
+      <w:r>
+        <w:t xml:space="preserve">Sentence frame:</w:t>
+      </w:r>
+      <w:r>
+        <w:t xml:space="preserve"> </w:t>
+      </w:r>
+      <w:r>
+        <w:rPr>
+          <w:i/>
+          <w:iCs/>
+        </w:rPr>
+        <w:t xml:space="preserve">“The acceleration is ___ m/s² because the velocity changed by ___ m/s in ___ seconds.”</w:t>
+      </w:r>
+      <w:r>
+        <w:t xml:space="preserve"> </w:t>
+      </w:r>
+      <w:r>
+        <w:t xml:space="preserve">Word-choice box: {acceleration, deceleration, slope, change, rate}.</w:t>
+      </w:r>
+    </w:p>
+    <w:p>
+      <w:pPr>
+        <w:pStyle w:val="Compact"/>
+        <w:numPr>
+          <w:ilvl w:val="0"/>
+          <w:numId w:val="1011"/>
+        </w:numPr>
+      </w:pPr>
+      <w:r>
+        <w:rPr>
+          <w:b/>
+          <w:bCs/>
+        </w:rPr>
+        <w:t xml:space="preserve">IEP/SPED supports:</w:t>
+      </w:r>
+      <w:r>
+        <w:t xml:space="preserve"> </w:t>
+      </w:r>
+      <w:r>
+        <w:t xml:space="preserve">Pre-printed v-t graph templates with axis labels and tick marks; students plot data points only. Pair them with a strong group at the BTC stations.</w:t>
+      </w:r>
+    </w:p>
+    <w:p>
+      <w:pPr>
+        <w:pStyle w:val="Compact"/>
+        <w:numPr>
+          <w:ilvl w:val="0"/>
+          <w:numId w:val="1011"/>
+        </w:numPr>
+      </w:pPr>
+      <w:r>
+        <w:rPr>
+          <w:b/>
+          <w:bCs/>
+        </w:rPr>
+        <w:t xml:space="preserve">Extensions:</w:t>
+      </w:r>
+      <w:r>
+        <w:t xml:space="preserve"> </w:t>
+      </w:r>
+      <w:r>
+        <w:t xml:space="preserve">Invent a v-t graph where the average velocity is positive but the acceleration is negative. Or: a v-t graph that depicts an object speeding up, then slowing down, then reversing direction.</w:t>
+      </w:r>
+    </w:p>
+    <w:p>
+      <w:r>
+        <w:pict>
+          <v:rect style="width:0;height:1.5pt" o:hralign="center" o:hrstd="t" o:hr="t"/>
+        </w:pict>
+      </w:r>
+    </w:p>
+    <w:bookmarkEnd w:id="39"/>
+    <w:bookmarkStart w:id="40" w:name="strategy-spotlight"/>
+    <w:p>
+      <w:pPr>
+        <w:pStyle w:val="Heading2"/>
+      </w:pPr>
+      <w:r>
+        <w:t xml:space="preserve">Strategy Spotlight</w:t>
+      </w:r>
+    </w:p>
+    <w:p>
+      <w:pPr>
+        <w:pStyle w:val="FirstParagraph"/>
+      </w:pPr>
+      <w:r>
+        <w:rPr>
+          <w:b/>
+          <w:bCs/>
+        </w:rPr>
+        <w:t xml:space="preserve">Building Thinking Classrooms — random groups + vertical non-permanent surfaces (15 min)</w:t>
+      </w:r>
+      <w:r>
+        <w:t xml:space="preserve"> </w:t>
+      </w:r>
+      <w:r>
+        <w:t xml:space="preserve">— see Phase 2, Investigation. The full process: random groups of 3 by playing-card suit; four chart-paper stations at standing height; each station has a thin-slicing task card with four progressively harder puzzles (Level 1 → 4). Three-minute rotations. Teacher walks but does not solve. After 12 minutes:</w:t>
+      </w:r>
+      <w:r>
+        <w:t xml:space="preserve"> </w:t>
+      </w:r>
+      <w:r>
+        <w:t xml:space="preserve">“What’s the same? What’s different?”</w:t>
+      </w:r>
+      <w:r>
+        <w:t xml:space="preserve"> </w:t>
+      </w:r>
+      <w:r>
+        <w:t xml:space="preserve">— surface the slope = acceleration insight.</w:t>
+      </w:r>
+    </w:p>
+    <w:p>
+      <w:pPr>
+        <w:pStyle w:val="BodyText"/>
+      </w:pPr>
+      <w:r>
+        <w:t xml:space="preserve">The strategy works because</w:t>
+      </w:r>
+      <w:r>
+        <w:t xml:space="preserve"> </w:t>
+      </w:r>
+      <w:r>
+        <w:rPr>
+          <w:i/>
+          <w:iCs/>
+        </w:rPr>
+        <w:t xml:space="preserve">visibly random</w:t>
+      </w:r>
+      <w:r>
+        <w:t xml:space="preserve"> </w:t>
+      </w:r>
+      <w:r>
+        <w:t xml:space="preserve">groups signal that anyone can think with anyone, and the</w:t>
+      </w:r>
+      <w:r>
+        <w:t xml:space="preserve"> </w:t>
+      </w:r>
+      <w:r>
+        <w:rPr>
+          <w:i/>
+          <w:iCs/>
+        </w:rPr>
+        <w:t xml:space="preserve">vertical non-permanent surface</w:t>
+      </w:r>
+      <w:r>
+        <w:t xml:space="preserve"> </w:t>
+      </w:r>
+      <w:r>
+        <w:t xml:space="preserve">(chart paper at standing height) keeps groups on task and makes thinking public for the next group to verify.</w:t>
+      </w:r>
+    </w:p>
+    <w:p>
+      <w:r>
+        <w:pict>
+          <v:rect style="width:0;height:1.5pt" o:hralign="center" o:hrstd="t" o:hr="t"/>
+        </w:pict>
+      </w:r>
+    </w:p>
+    <w:bookmarkEnd w:id="40"/>
+    <w:bookmarkStart w:id="41" w:name="nyssls-observation-checklist-crosswalk"/>
     <w:p>
       <w:pPr>
         <w:pStyle w:val="Heading2"/>
@@ -348,7 +2332,7 @@
               <w:pStyle w:val="Compact"/>
             </w:pPr>
             <w:r>
-              <w:t xml:space="preserve">Item</w:t>
+              <w:t xml:space="preserve">Checklist item</w:t>
             </w:r>
           </w:p>
         </w:tc>
@@ -359,7 +2343,7 @@
               <w:pStyle w:val="Compact"/>
             </w:pPr>
             <w:r>
-              <w:t xml:space="preserve">Where it shows up in this lesson</w:t>
+              <w:t xml:space="preserve">Where it appears in this lesson</w:t>
             </w:r>
           </w:p>
         </w:tc>
@@ -394,7 +2378,7 @@
               <w:pStyle w:val="Compact"/>
             </w:pPr>
             <w:r>
-              <w:t xml:space="preserve">Phenomenon section — Physics Classroom acceleration animations</w:t>
+              <w:t xml:space="preserve">Phase 1 — Physics Classroom acceleration animations</w:t>
             </w:r>
           </w:p>
         </w:tc>
@@ -429,7 +2413,7 @@
               <w:pStyle w:val="Compact"/>
             </w:pPr>
             <w:r>
-              <w:t xml:space="preserve">TT#1 after Notice &amp; Wonder; TT#2 after BTC station consensus</w:t>
+              <w:t xml:space="preserve">Phase 1 (TT#1 on dot-spacing observations), Phase 3 (TT#2 on slope = acceleration)</w:t>
             </w:r>
           </w:p>
         </w:tc>
@@ -464,7 +2448,7 @@
               <w:pStyle w:val="Compact"/>
             </w:pPr>
             <w:r>
-              <w:t xml:space="preserve">Initial Model + BTC thin-slicing graph-matching tasks</w:t>
+              <w:t xml:space="preserve">Phase 1 (initial v-t sketch), Phase 2 (BTC station strategies), Phase 4 (revise)</w:t>
             </w:r>
           </w:p>
         </w:tc>
@@ -499,7 +2483,20 @@
               <w:pStyle w:val="Compact"/>
             </w:pPr>
             <w:r>
-              <w:t xml:space="preserve">CCC Focus restated when launching the interactive</w:t>
+              <w:t xml:space="preserve">Lesson Overview ·</w:t>
+            </w:r>
+            <w:r>
+              <w:t xml:space="preserve"> </w:t>
+            </w:r>
+            <w:r>
+              <w:rPr>
+                <w:i/>
+                <w:iCs/>
+              </w:rPr>
+              <w:t xml:space="preserve">Cause and Effect</w:t>
+            </w:r>
+            <w:r>
+              <w:t xml:space="preserve">, restated in Phase 3 consensus</w:t>
             </w:r>
           </w:p>
         </w:tc>
@@ -523,7 +2520,7 @@
               <w:pStyle w:val="Compact"/>
             </w:pPr>
             <w:r>
-              <w:t xml:space="preserve">ENL — ≤3 vocab, second half</w:t>
+              <w:t xml:space="preserve">ENL — ≤ 3 vocab, second half</w:t>
             </w:r>
           </w:p>
         </w:tc>
@@ -534,7 +2531,7 @@
               <w:pStyle w:val="Compact"/>
             </w:pPr>
             <w:r>
-              <w:t xml:space="preserve">Key Vocabulary (acceleration / deceleration / slope) post-investigation</w:t>
+              <w:t xml:space="preserve">Phase 3 — Vocabulary at 35–37 min (acceleration / deceleration / slope)</w:t>
             </w:r>
           </w:p>
         </w:tc>
@@ -569,7 +2566,7 @@
               <w:pStyle w:val="Compact"/>
             </w:pPr>
             <w:r>
-              <w:t xml:space="preserve">Return to the Phenomenon — re-classify acceleration animations using today’s vocabulary</w:t>
+              <w:t xml:space="preserve">Phase 4 — Predict v-t graph for original animation, then check</w:t>
             </w:r>
           </w:p>
         </w:tc>
@@ -604,7 +2601,7 @@
               <w:pStyle w:val="Compact"/>
             </w:pPr>
             <w:r>
-              <w:t xml:space="preserve">Random groups of 3 distribute load; pre-printed v-t templates</w:t>
+              <w:t xml:space="preserve">Access &amp; Differentiation block (pre-printed templates, strong pairing)</w:t>
             </w:r>
           </w:p>
         </w:tc>
@@ -639,62 +2636,27 @@
               <w:pStyle w:val="Compact"/>
             </w:pPr>
             <w:r>
-              <w:t xml:space="preserve">Exit Ticket — sprinter problem</w:t>
+              <w:t xml:space="preserve">Phase 5 — Exit Ticket (sprinter problem with sign reasoning)</w:t>
             </w:r>
           </w:p>
         </w:tc>
       </w:tr>
     </w:tbl>
-    <w:bookmarkEnd w:id="20"/>
-    <w:bookmarkStart w:id="21" w:name="opening-connection"/>
     <w:p>
+      <w:r>
+        <w:pict>
+          <v:rect style="width:0;height:1.5pt" o:hralign="center" o:hrstd="t" o:hr="t"/>
+        </w:pict>
+      </w:r>
+    </w:p>
+    <w:bookmarkEnd w:id="41"/>
+    <w:bookmarkStart w:id="42" w:name="companion-materials"/>
+    <w:p>
       <w:pPr>
         <w:pStyle w:val="Heading2"/>
       </w:pPr>
       <w:r>
-        <w:t xml:space="preserve">Opening Connection</w:t>
-      </w:r>
-    </w:p>
-    <w:p>
-      <w:pPr>
-        <w:pStyle w:val="FirstParagraph"/>
-      </w:pPr>
-      <w:r>
-        <w:t xml:space="preserve">Pick one (SEL):</w:t>
-      </w:r>
-      <w:r>
-        <w:t xml:space="preserve"> </w:t>
-      </w:r>
-      <w:r>
-        <w:t xml:space="preserve">- 1-question check-in</w:t>
-      </w:r>
-      <w:r>
-        <w:t xml:space="preserve"> </w:t>
-      </w:r>
-      <w:r>
-        <w:t xml:space="preserve">-</w:t>
-      </w:r>
-      <w:r>
-        <w:t xml:space="preserve"> </w:t>
-      </w:r>
-      <w:r>
-        <w:t xml:space="preserve">“Name something you noticed since last class”</w:t>
-      </w:r>
-      <w:r>
-        <w:t xml:space="preserve"> </w:t>
-      </w:r>
-      <w:r>
-        <w:t xml:space="preserve">- Quick gratitude / effort acknowledgment</w:t>
-      </w:r>
-    </w:p>
-    <w:bookmarkEnd w:id="21"/>
-    <w:bookmarkStart w:id="22" w:name="at-a-glance"/>
-    <w:p>
-      <w:pPr>
-        <w:pStyle w:val="Heading2"/>
-      </w:pPr>
-      <w:r>
-        <w:t xml:space="preserve">At-a-Glance</w:t>
+        <w:t xml:space="preserve">Companion Materials</w:t>
       </w:r>
     </w:p>
     <w:p>
@@ -702,21 +2664,20 @@
         <w:pStyle w:val="Compact"/>
         <w:numPr>
           <w:ilvl w:val="0"/>
-          <w:numId w:val="1003"/>
+          <w:numId w:val="1012"/>
         </w:numPr>
       </w:pPr>
       <w:r>
         <w:rPr>
-          <w:b/>
-          <w:bCs/>
+          <w:rStyle w:val="VerbatimChar"/>
         </w:rPr>
-        <w:t xml:space="preserve">Duration:</w:t>
+        <w:t xml:space="preserve">Student_Exploration.html</w:t>
       </w:r>
       <w:r>
         <w:t xml:space="preserve"> </w:t>
       </w:r>
       <w:r>
-        <w:t xml:space="preserve">42 minutes (1 period)</w:t>
+        <w:t xml:space="preserve">(rich interactive) — hand to students at start of Phase 2</w:t>
       </w:r>
     </w:p>
     <w:p>
@@ -724,21 +2685,20 @@
         <w:pStyle w:val="Compact"/>
         <w:numPr>
           <w:ilvl w:val="0"/>
-          <w:numId w:val="1003"/>
+          <w:numId w:val="1012"/>
         </w:numPr>
       </w:pPr>
       <w:r>
         <w:rPr>
-          <w:b/>
-          <w:bCs/>
+          <w:rStyle w:val="VerbatimChar"/>
         </w:rPr>
-        <w:t xml:space="preserve">Materials:</w:t>
+        <w:t xml:space="preserve">Student_Exploration.onenote.html</w:t>
       </w:r>
       <w:r>
         <w:t xml:space="preserve"> </w:t>
       </w:r>
       <w:r>
-        <w:t xml:space="preserve">Whiteboards or chart paper at standing height for VNPS-lite (4 stations); markers; deck of playing cards (for randomizing groups); printed thin-slicing task cards (4 levels per station); access to the interactive on devices.</w:t>
+        <w:t xml:space="preserve">(OneNote-paste static) — for distribution via Class Notebook</w:t>
       </w:r>
     </w:p>
     <w:p>
@@ -746,21 +2706,32 @@
         <w:pStyle w:val="Compact"/>
         <w:numPr>
           <w:ilvl w:val="0"/>
-          <w:numId w:val="1003"/>
+          <w:numId w:val="1012"/>
         </w:numPr>
       </w:pPr>
       <w:r>
         <w:rPr>
-          <w:b/>
-          <w:bCs/>
+          <w:rStyle w:val="VerbatimChar"/>
         </w:rPr>
-        <w:t xml:space="preserve">Safety:</w:t>
+        <w:t xml:space="preserve">Answer_Key.docx</w:t>
       </w:r>
       <w:r>
         <w:t xml:space="preserve"> </w:t>
       </w:r>
       <w:r>
-        <w:t xml:space="preserve">None.</w:t>
+        <w:t xml:space="preserve">— answers to</w:t>
+      </w:r>
+      <w:r>
+        <w:t xml:space="preserve"> </w:t>
+      </w:r>
+      <w:r>
+        <w:t xml:space="preserve">“Make It Make Sense”</w:t>
+      </w:r>
+      <w:r>
+        <w:t xml:space="preserve"> </w:t>
+      </w:r>
+      <w:r>
+        <w:t xml:space="preserve">prompts and the Exit Ticket</w:t>
       </w:r>
     </w:p>
     <w:p>
@@ -768,49 +2739,38 @@
         <w:pStyle w:val="Compact"/>
         <w:numPr>
           <w:ilvl w:val="0"/>
-          <w:numId w:val="1003"/>
+          <w:numId w:val="1012"/>
         </w:numPr>
       </w:pPr>
       <w:r>
-        <w:rPr>
-          <w:b/>
-          <w:bCs/>
-        </w:rPr>
-        <w:t xml:space="preserve">Prior knowledge:</w:t>
-      </w:r>
-      <w:r>
-        <w:t xml:space="preserve"> </w:t>
-      </w:r>
-      <w:r>
-        <w:t xml:space="preserve">Lessons 01–03 (vectors, distance/displacement, velocity).</w:t>
-      </w:r>
-    </w:p>
-    <w:bookmarkEnd w:id="22"/>
-    <w:bookmarkStart w:id="23" w:name="lesson-objectives"/>
-    <w:p>
-      <w:pPr>
-        <w:pStyle w:val="Heading2"/>
-      </w:pPr>
-      <w:r>
-        <w:t xml:space="preserve">Lesson Objectives</w:t>
+        <w:t xml:space="preserve">Web edition (live): https://angsta-ed.github.io/physics-kinematics/lessons/04-acceleration.html</w:t>
       </w:r>
     </w:p>
     <w:p>
-      <w:pPr>
-        <w:pStyle w:val="FirstParagraph"/>
-      </w:pPr>
-      <w:r>
-        <w:t xml:space="preserve">I can…</w:t>
-      </w:r>
-      <w:r>
-        <w:t xml:space="preserve"> </w:t>
-      </w:r>
-      <w:r>
-        <w:t xml:space="preserve">- Define</w:t>
-      </w:r>
-      <w:r>
-        <w:t xml:space="preserve"> </w:t>
-      </w:r>
+      <w:r>
+        <w:pict>
+          <v:rect style="width:0;height:1.5pt" o:hralign="center" o:hrstd="t" o:hr="t"/>
+        </w:pict>
+      </w:r>
+    </w:p>
+    <w:bookmarkEnd w:id="42"/>
+    <w:bookmarkStart w:id="43" w:name="key-vocabulary-max-3"/>
+    <w:p>
+      <w:pPr>
+        <w:pStyle w:val="Heading2"/>
+      </w:pPr>
+      <w:r>
+        <w:t xml:space="preserve">Key Vocabulary (max 3)</w:t>
+      </w:r>
+    </w:p>
+    <w:p>
+      <w:pPr>
+        <w:pStyle w:val="Compact"/>
+        <w:numPr>
+          <w:ilvl w:val="0"/>
+          <w:numId w:val="1013"/>
+        </w:numPr>
+      </w:pPr>
       <w:r>
         <w:rPr>
           <w:b/>
@@ -822,442 +2782,7 @@
         <w:t xml:space="preserve"> </w:t>
       </w:r>
       <w:r>
-        <w:t xml:space="preserve">as the change in velocity divided by the time interval.</w:t>
-      </w:r>
-      <w:r>
-        <w:t xml:space="preserve"> </w:t>
-      </w:r>
-      <w:r>
-        <w:t xml:space="preserve">- Identify positive, negative, and zero acceleration from a velocity-time graph or a written description.</w:t>
-      </w:r>
-      <w:r>
-        <w:t xml:space="preserve"> </w:t>
-      </w:r>
-      <w:r>
-        <w:t xml:space="preserve">- Explain why</w:t>
-      </w:r>
-      <w:r>
-        <w:t xml:space="preserve"> </w:t>
-      </w:r>
-      <w:r>
-        <w:t xml:space="preserve">“deceleration”</w:t>
-      </w:r>
-      <w:r>
-        <w:t xml:space="preserve"> </w:t>
-      </w:r>
-      <w:r>
-        <w:t xml:space="preserve">is just acceleration with a sign opposite the motion.</w:t>
-      </w:r>
-    </w:p>
-    <w:bookmarkEnd w:id="23"/>
-    <w:bookmarkStart w:id="24" w:name="agenda"/>
-    <w:p>
-      <w:pPr>
-        <w:pStyle w:val="Heading2"/>
-      </w:pPr>
-      <w:r>
-        <w:t xml:space="preserve">Agenda</w:t>
-      </w:r>
-    </w:p>
-    <w:tbl>
-      <w:tblPr>
-        <w:tblStyle w:val="Table"/>
-        <w:tblW w:type="pct" w:w="5000"/>
-        <w:tblLayout w:type="fixed"/>
-        <w:tblLook w:firstRow="1" w:lastRow="0" w:firstColumn="0" w:lastColumn="0" w:noHBand="0" w:noVBand="0" w:val="0020"/>
-      </w:tblPr>
-      <w:tblGrid>
-        <w:gridCol w:w="2640"/>
-        <w:gridCol w:w="2640"/>
-        <w:gridCol w:w="2640"/>
-      </w:tblGrid>
-      <w:tr>
-        <w:trPr>
-          <w:tblHeader w:val="on"/>
-        </w:trPr>
-        <w:tc>
-          <w:tcPr/>
-          <w:p>
-            <w:pPr>
-              <w:pStyle w:val="Compact"/>
-            </w:pPr>
-            <w:r>
-              <w:t xml:space="preserve">Time</w:t>
-            </w:r>
-          </w:p>
-        </w:tc>
-        <w:tc>
-          <w:tcPr/>
-          <w:p>
-            <w:pPr>
-              <w:pStyle w:val="Compact"/>
-            </w:pPr>
-            <w:r>
-              <w:t xml:space="preserve">Block</w:t>
-            </w:r>
-          </w:p>
-        </w:tc>
-        <w:tc>
-          <w:tcPr/>
-          <w:p>
-            <w:pPr>
-              <w:pStyle w:val="Compact"/>
-            </w:pPr>
-            <w:r>
-              <w:t xml:space="preserve">Notes</w:t>
-            </w:r>
-          </w:p>
-        </w:tc>
-      </w:tr>
-      <w:tr>
-        <w:tc>
-          <w:tcPr/>
-          <w:p>
-            <w:pPr>
-              <w:pStyle w:val="Compact"/>
-            </w:pPr>
-            <w:r>
-              <w:t xml:space="preserve">0–3</w:t>
-            </w:r>
-          </w:p>
-        </w:tc>
-        <w:tc>
-          <w:tcPr/>
-          <w:p>
-            <w:pPr>
-              <w:pStyle w:val="Compact"/>
-            </w:pPr>
-            <w:r>
-              <w:t xml:space="preserve">Opening Connection (SEL)</w:t>
-            </w:r>
-          </w:p>
-        </w:tc>
-        <w:tc>
-          <w:tcPr/>
-          <w:p>
-            <w:pPr>
-              <w:pStyle w:val="Compact"/>
-            </w:pPr>
-            <w:r>
-              <w:t xml:space="preserve">Brief check-in</w:t>
-            </w:r>
-          </w:p>
-        </w:tc>
-      </w:tr>
-      <w:tr>
-        <w:tc>
-          <w:tcPr/>
-          <w:p>
-            <w:pPr>
-              <w:pStyle w:val="Compact"/>
-            </w:pPr>
-            <w:r>
-              <w:t xml:space="preserve">3–8</w:t>
-            </w:r>
-          </w:p>
-        </w:tc>
-        <w:tc>
-          <w:tcPr/>
-          <w:p>
-            <w:pPr>
-              <w:pStyle w:val="Compact"/>
-            </w:pPr>
-            <w:r>
-              <w:t xml:space="preserve">Phenomenon hook</w:t>
-            </w:r>
-          </w:p>
-        </w:tc>
-        <w:tc>
-          <w:tcPr/>
-          <w:p>
-            <w:pPr>
-              <w:pStyle w:val="Compact"/>
-            </w:pPr>
-            <w:r>
-              <w:t xml:space="preserve">Show Physics Classroom acceleration animations; invite predictions</w:t>
-            </w:r>
-          </w:p>
-        </w:tc>
-      </w:tr>
-      <w:tr>
-        <w:tc>
-          <w:tcPr/>
-          <w:p>
-            <w:pPr>
-              <w:pStyle w:val="Compact"/>
-            </w:pPr>
-            <w:r>
-              <w:t xml:space="preserve">8–13</w:t>
-            </w:r>
-          </w:p>
-        </w:tc>
-        <w:tc>
-          <w:tcPr/>
-          <w:p>
-            <w:pPr>
-              <w:pStyle w:val="Compact"/>
-            </w:pPr>
-            <w:r>
-              <w:t xml:space="preserve">Notice &amp; Wonder + Turn and Talk #1</w:t>
-            </w:r>
-          </w:p>
-        </w:tc>
-        <w:tc>
-          <w:tcPr/>
-          <w:p>
-            <w:pPr>
-              <w:pStyle w:val="Compact"/>
-            </w:pPr>
-            <w:r>
-              <w:t xml:space="preserve">Capture which animations show</w:t>
-            </w:r>
-            <w:r>
-              <w:t xml:space="preserve"> </w:t>
-            </w:r>
-            <w:r>
-              <w:t xml:space="preserve">“speeding up”</w:t>
-            </w:r>
-            <w:r>
-              <w:t xml:space="preserve"> </w:t>
-            </w:r>
-            <w:r>
-              <w:t xml:space="preserve">vs</w:t>
-            </w:r>
-            <w:r>
-              <w:t xml:space="preserve"> </w:t>
-            </w:r>
-            <w:r>
-              <w:t xml:space="preserve">“slowing down”</w:t>
-            </w:r>
-          </w:p>
-        </w:tc>
-      </w:tr>
-      <w:tr>
-        <w:tc>
-          <w:tcPr/>
-          <w:p>
-            <w:pPr>
-              <w:pStyle w:val="Compact"/>
-            </w:pPr>
-            <w:r>
-              <w:t xml:space="preserve">13–18</w:t>
-            </w:r>
-          </w:p>
-        </w:tc>
-        <w:tc>
-          <w:tcPr/>
-          <w:p>
-            <w:pPr>
-              <w:pStyle w:val="Compact"/>
-            </w:pPr>
-            <w:r>
-              <w:t xml:space="preserve">Initial Model</w:t>
-            </w:r>
-          </w:p>
-        </w:tc>
-        <w:tc>
-          <w:tcPr/>
-          <w:p>
-            <w:pPr>
-              <w:pStyle w:val="Compact"/>
-            </w:pPr>
-            <w:r>
-              <w:t xml:space="preserve">Students sketch what they think a v-t graph looks like for</w:t>
-            </w:r>
-            <w:r>
-              <w:t xml:space="preserve"> </w:t>
-            </w:r>
-            <w:r>
-              <w:t xml:space="preserve">“speeding up”</w:t>
-            </w:r>
-          </w:p>
-        </w:tc>
-      </w:tr>
-      <w:tr>
-        <w:tc>
-          <w:tcPr/>
-          <w:p>
-            <w:pPr>
-              <w:pStyle w:val="Compact"/>
-            </w:pPr>
-            <w:r>
-              <w:t xml:space="preserve">18–32</w:t>
-            </w:r>
-          </w:p>
-        </w:tc>
-        <w:tc>
-          <w:tcPr/>
-          <w:p>
-            <w:pPr>
-              <w:pStyle w:val="Compact"/>
-            </w:pPr>
-            <w:r>
-              <w:t xml:space="preserve">Investigate — interactive + BTC stations</w:t>
-            </w:r>
-          </w:p>
-        </w:tc>
-        <w:tc>
-          <w:tcPr/>
-          <w:p>
-            <w:pPr>
-              <w:pStyle w:val="Compact"/>
-            </w:pPr>
-            <w:r>
-              <w:t xml:space="preserve">See Strategy Spotlight</w:t>
-            </w:r>
-          </w:p>
-        </w:tc>
-      </w:tr>
-      <w:tr>
-        <w:tc>
-          <w:tcPr/>
-          <w:p>
-            <w:pPr>
-              <w:pStyle w:val="Compact"/>
-            </w:pPr>
-            <w:r>
-              <w:t xml:space="preserve">32–37</w:t>
-            </w:r>
-          </w:p>
-        </w:tc>
-        <w:tc>
-          <w:tcPr/>
-          <w:p>
-            <w:pPr>
-              <w:pStyle w:val="Compact"/>
-            </w:pPr>
-            <w:r>
-              <w:t xml:space="preserve">Sense-making + Turn and Talk #2</w:t>
-            </w:r>
-          </w:p>
-        </w:tc>
-        <w:tc>
-          <w:tcPr/>
-          <w:p>
-            <w:pPr>
-              <w:pStyle w:val="Compact"/>
-            </w:pPr>
-            <w:r>
-              <w:t xml:space="preserve">Compare station results; converge on slope = acceleration</w:t>
-            </w:r>
-          </w:p>
-        </w:tc>
-      </w:tr>
-      <w:tr>
-        <w:tc>
-          <w:tcPr/>
-          <w:p>
-            <w:pPr>
-              <w:pStyle w:val="Compact"/>
-            </w:pPr>
-            <w:r>
-              <w:t xml:space="preserve">37–40</w:t>
-            </w:r>
-          </w:p>
-        </w:tc>
-        <w:tc>
-          <w:tcPr/>
-          <w:p>
-            <w:pPr>
-              <w:pStyle w:val="Compact"/>
-            </w:pPr>
-            <w:r>
-              <w:t xml:space="preserve">Vocabulary + Revise Model</w:t>
-            </w:r>
-          </w:p>
-        </w:tc>
-        <w:tc>
-          <w:tcPr/>
-          <w:p>
-            <w:pPr>
-              <w:pStyle w:val="Compact"/>
-            </w:pPr>
-            <w:r>
-              <w:t xml:space="preserve">Introduce</w:t>
-            </w:r>
-            <w:r>
-              <w:t xml:space="preserve"> </w:t>
-            </w:r>
-            <w:r>
-              <w:rPr>
-                <w:i/>
-                <w:iCs/>
-              </w:rPr>
-              <w:t xml:space="preserve">acceleration</w:t>
-            </w:r>
-            <w:r>
-              <w:t xml:space="preserve">,</w:t>
-            </w:r>
-            <w:r>
-              <w:t xml:space="preserve"> </w:t>
-            </w:r>
-            <w:r>
-              <w:rPr>
-                <w:i/>
-                <w:iCs/>
-              </w:rPr>
-              <w:t xml:space="preserve">deceleration</w:t>
-            </w:r>
-            <w:r>
-              <w:t xml:space="preserve">,</w:t>
-            </w:r>
-            <w:r>
-              <w:t xml:space="preserve"> </w:t>
-            </w:r>
-            <w:r>
-              <w:rPr>
-                <w:i/>
-                <w:iCs/>
-              </w:rPr>
-              <w:t xml:space="preserve">slope</w:t>
-            </w:r>
-          </w:p>
-        </w:tc>
-      </w:tr>
-      <w:tr>
-        <w:tc>
-          <w:tcPr/>
-          <w:p>
-            <w:pPr>
-              <w:pStyle w:val="Compact"/>
-            </w:pPr>
-            <w:r>
-              <w:t xml:space="preserve">40–42</w:t>
-            </w:r>
-          </w:p>
-        </w:tc>
-        <w:tc>
-          <w:tcPr/>
-          <w:p>
-            <w:pPr>
-              <w:pStyle w:val="Compact"/>
-            </w:pPr>
-            <w:r>
-              <w:t xml:space="preserve">Exit Ticket + Closing Reflection</w:t>
-            </w:r>
-          </w:p>
-        </w:tc>
-        <w:tc>
-          <w:tcPr/>
-          <w:p>
-            <w:pPr>
-              <w:pStyle w:val="Compact"/>
-            </w:pPr>
-            <w:r>
-              <w:t xml:space="preserve">Sprinter problem</w:t>
-            </w:r>
-          </w:p>
-        </w:tc>
-      </w:tr>
-    </w:tbl>
-    <w:bookmarkEnd w:id="24"/>
-    <w:bookmarkStart w:id="25" w:name="discussion-prompts"/>
-    <w:p>
-      <w:pPr>
-        <w:pStyle w:val="Heading2"/>
-      </w:pPr>
-      <w:r>
-        <w:t xml:space="preserve">Discussion Prompts</w:t>
+        <w:t xml:space="preserve">— change in velocity ÷ time; a vector; units m/s²</w:t>
       </w:r>
     </w:p>
     <w:p>
@@ -1265,797 +2790,7 @@
         <w:pStyle w:val="Compact"/>
         <w:numPr>
           <w:ilvl w:val="0"/>
-          <w:numId w:val="1004"/>
-        </w:numPr>
-      </w:pPr>
-      <w:r>
-        <w:t xml:space="preserve">“If a car’s velocity changes from 5 m/s east to 15 m/s east in 2 seconds, what’s its acceleration?”</w:t>
-      </w:r>
-    </w:p>
-    <w:p>
-      <w:pPr>
-        <w:pStyle w:val="Compact"/>
-        <w:numPr>
-          <w:ilvl w:val="0"/>
-          <w:numId w:val="1004"/>
-        </w:numPr>
-      </w:pPr>
-      <w:r>
-        <w:rPr>
-          <w:i/>
-          <w:iCs/>
-        </w:rPr>
-        <w:t xml:space="preserve">Sample student response:</w:t>
-      </w:r>
-      <w:r>
-        <w:t xml:space="preserve"> </w:t>
-      </w:r>
-      <w:r>
-        <w:t xml:space="preserve">“(15 − 5) / 2 = 5 m/s². Positive because it’s speeding up east.”</w:t>
-      </w:r>
-    </w:p>
-    <w:p>
-      <w:pPr>
-        <w:pStyle w:val="Compact"/>
-        <w:numPr>
-          <w:ilvl w:val="0"/>
-          <w:numId w:val="1004"/>
-        </w:numPr>
-      </w:pPr>
-      <w:r>
-        <w:t xml:space="preserve">“What does it mean if acceleration is negative? Is the object always slowing down?”</w:t>
-      </w:r>
-    </w:p>
-    <w:p>
-      <w:pPr>
-        <w:pStyle w:val="Compact"/>
-        <w:numPr>
-          <w:ilvl w:val="0"/>
-          <w:numId w:val="1004"/>
-        </w:numPr>
-      </w:pPr>
-      <w:r>
-        <w:rPr>
-          <w:i/>
-          <w:iCs/>
-        </w:rPr>
-        <w:t xml:space="preserve">Probe:</w:t>
-      </w:r>
-      <w:r>
-        <w:t xml:space="preserve"> </w:t>
-      </w:r>
-      <w:r>
-        <w:t xml:space="preserve">“What if the object is moving west and acceleration is negative? Is it speeding up or slowing down?”</w:t>
-      </w:r>
-    </w:p>
-    <w:bookmarkEnd w:id="25"/>
-    <w:bookmarkStart w:id="26" w:name="common-misconceptions"/>
-    <w:p>
-      <w:pPr>
-        <w:pStyle w:val="Heading2"/>
-      </w:pPr>
-      <w:r>
-        <w:t xml:space="preserve">Common Misconceptions</w:t>
-      </w:r>
-    </w:p>
-    <w:p>
-      <w:pPr>
-        <w:pStyle w:val="Compact"/>
-        <w:numPr>
-          <w:ilvl w:val="0"/>
-          <w:numId w:val="1005"/>
-        </w:numPr>
-      </w:pPr>
-      <w:r>
-        <w:rPr>
-          <w:b/>
-          <w:bCs/>
-        </w:rPr>
-        <w:t xml:space="preserve">Misconception:</w:t>
-      </w:r>
-      <w:r>
-        <w:t xml:space="preserve"> </w:t>
-      </w:r>
-      <w:r>
-        <w:t xml:space="preserve">“Negative acceleration always means slowing down.”</w:t>
-      </w:r>
-      <w:r>
-        <w:t xml:space="preserve"> </w:t>
-      </w:r>
-      <w:r>
-        <w:t xml:space="preserve">→</w:t>
-      </w:r>
-      <w:r>
-        <w:t xml:space="preserve"> </w:t>
-      </w:r>
-      <w:r>
-        <w:rPr>
-          <w:b/>
-          <w:bCs/>
-        </w:rPr>
-        <w:t xml:space="preserve">Correction:</w:t>
-      </w:r>
-      <w:r>
-        <w:t xml:space="preserve"> </w:t>
-      </w:r>
-      <w:r>
-        <w:t xml:space="preserve">Negative acceleration means the acceleration vector points in the negative direction. Whether that</w:t>
-      </w:r>
-      <w:r>
-        <w:t xml:space="preserve"> </w:t>
-      </w:r>
-      <w:r>
-        <w:rPr>
-          <w:i/>
-          <w:iCs/>
-        </w:rPr>
-        <w:t xml:space="preserve">speeds up</w:t>
-      </w:r>
-      <w:r>
-        <w:t xml:space="preserve"> </w:t>
-      </w:r>
-      <w:r>
-        <w:t xml:space="preserve">or</w:t>
-      </w:r>
-      <w:r>
-        <w:t xml:space="preserve"> </w:t>
-      </w:r>
-      <w:r>
-        <w:rPr>
-          <w:i/>
-          <w:iCs/>
-        </w:rPr>
-        <w:t xml:space="preserve">slows down</w:t>
-      </w:r>
-      <w:r>
-        <w:t xml:space="preserve"> </w:t>
-      </w:r>
-      <w:r>
-        <w:t xml:space="preserve">an object depends on the object’s velocity sign. Negative acceleration on a westbound object speeds it up.</w:t>
-      </w:r>
-    </w:p>
-    <w:p>
-      <w:pPr>
-        <w:pStyle w:val="Compact"/>
-        <w:numPr>
-          <w:ilvl w:val="0"/>
-          <w:numId w:val="1005"/>
-        </w:numPr>
-      </w:pPr>
-      <w:r>
-        <w:rPr>
-          <w:b/>
-          <w:bCs/>
-        </w:rPr>
-        <w:t xml:space="preserve">Misconception:</w:t>
-      </w:r>
-      <w:r>
-        <w:t xml:space="preserve"> </w:t>
-      </w:r>
-      <w:r>
-        <w:t xml:space="preserve">“Constant velocity means there is acceleration.”</w:t>
-      </w:r>
-      <w:r>
-        <w:t xml:space="preserve"> </w:t>
-      </w:r>
-      <w:r>
-        <w:t xml:space="preserve">→</w:t>
-      </w:r>
-      <w:r>
-        <w:t xml:space="preserve"> </w:t>
-      </w:r>
-      <w:r>
-        <w:rPr>
-          <w:b/>
-          <w:bCs/>
-        </w:rPr>
-        <w:t xml:space="preserve">Correction:</w:t>
-      </w:r>
-      <w:r>
-        <w:t xml:space="preserve"> </w:t>
-      </w:r>
-      <w:r>
-        <w:t xml:space="preserve">Constant velocity = zero acceleration. Acceleration is about</w:t>
-      </w:r>
-      <w:r>
-        <w:t xml:space="preserve"> </w:t>
-      </w:r>
-      <w:r>
-        <w:rPr>
-          <w:i/>
-          <w:iCs/>
-        </w:rPr>
-        <w:t xml:space="preserve">change</w:t>
-      </w:r>
-      <w:r>
-        <w:t xml:space="preserve"> </w:t>
-      </w:r>
-      <w:r>
-        <w:t xml:space="preserve">in velocity.</w:t>
-      </w:r>
-    </w:p>
-    <w:p>
-      <w:pPr>
-        <w:pStyle w:val="Compact"/>
-        <w:numPr>
-          <w:ilvl w:val="0"/>
-          <w:numId w:val="1005"/>
-        </w:numPr>
-      </w:pPr>
-      <w:r>
-        <w:rPr>
-          <w:b/>
-          <w:bCs/>
-        </w:rPr>
-        <w:t xml:space="preserve">Misconception:</w:t>
-      </w:r>
-      <w:r>
-        <w:t xml:space="preserve"> </w:t>
-      </w:r>
-      <w:r>
-        <w:t xml:space="preserve">“Acceleration is how fast something is going.”</w:t>
-      </w:r>
-      <w:r>
-        <w:t xml:space="preserve"> </w:t>
-      </w:r>
-      <w:r>
-        <w:t xml:space="preserve">→</w:t>
-      </w:r>
-      <w:r>
-        <w:t xml:space="preserve"> </w:t>
-      </w:r>
-      <w:r>
-        <w:rPr>
-          <w:b/>
-          <w:bCs/>
-        </w:rPr>
-        <w:t xml:space="preserve">Correction:</w:t>
-      </w:r>
-      <w:r>
-        <w:t xml:space="preserve"> </w:t>
-      </w:r>
-      <w:r>
-        <w:t xml:space="preserve">Acceleration is how fast the</w:t>
-      </w:r>
-      <w:r>
-        <w:t xml:space="preserve"> </w:t>
-      </w:r>
-      <w:r>
-        <w:rPr>
-          <w:i/>
-          <w:iCs/>
-        </w:rPr>
-        <w:t xml:space="preserve">velocity</w:t>
-      </w:r>
-      <w:r>
-        <w:t xml:space="preserve"> </w:t>
-      </w:r>
-      <w:r>
-        <w:t xml:space="preserve">is changing — meters per second per second.</w:t>
-      </w:r>
-    </w:p>
-    <w:bookmarkEnd w:id="26"/>
-    <w:bookmarkStart w:id="27" w:name="access-differentiation"/>
-    <w:p>
-      <w:pPr>
-        <w:pStyle w:val="Heading2"/>
-      </w:pPr>
-      <w:r>
-        <w:t xml:space="preserve">Access &amp; Differentiation</w:t>
-      </w:r>
-    </w:p>
-    <w:p>
-      <w:pPr>
-        <w:pStyle w:val="Compact"/>
-        <w:numPr>
-          <w:ilvl w:val="0"/>
-          <w:numId w:val="1006"/>
-        </w:numPr>
-      </w:pPr>
-      <w:r>
-        <w:rPr>
-          <w:b/>
-          <w:bCs/>
-        </w:rPr>
-        <w:t xml:space="preserve">ELL/ENL supports:</w:t>
-      </w:r>
-      <w:r>
-        <w:t xml:space="preserve"> </w:t>
-      </w:r>
-      <w:r>
-        <w:t xml:space="preserve">Sentence frame:</w:t>
-      </w:r>
-      <w:r>
-        <w:t xml:space="preserve"> </w:t>
-      </w:r>
-      <w:r>
-        <w:rPr>
-          <w:i/>
-          <w:iCs/>
-        </w:rPr>
-        <w:t xml:space="preserve">“The acceleration is ___ m/s² because the velocity changed by ___ m/s in ___ seconds.”</w:t>
-      </w:r>
-      <w:r>
-        <w:t xml:space="preserve"> </w:t>
-      </w:r>
-      <w:r>
-        <w:t xml:space="preserve">Word-choice box: {acceleration, deceleration, slope, change, rate}.</w:t>
-      </w:r>
-    </w:p>
-    <w:p>
-      <w:pPr>
-        <w:pStyle w:val="Compact"/>
-        <w:numPr>
-          <w:ilvl w:val="0"/>
-          <w:numId w:val="1006"/>
-        </w:numPr>
-      </w:pPr>
-      <w:r>
-        <w:rPr>
-          <w:b/>
-          <w:bCs/>
-        </w:rPr>
-        <w:t xml:space="preserve">IEP/SPED supports:</w:t>
-      </w:r>
-      <w:r>
-        <w:t xml:space="preserve"> </w:t>
-      </w:r>
-      <w:r>
-        <w:t xml:space="preserve">Pre-printed v-t graph templates with axis labels and tick marks; students plot data points only. Pair them with a strong group at the BTC stations.</w:t>
-      </w:r>
-    </w:p>
-    <w:p>
-      <w:pPr>
-        <w:pStyle w:val="Compact"/>
-        <w:numPr>
-          <w:ilvl w:val="0"/>
-          <w:numId w:val="1006"/>
-        </w:numPr>
-      </w:pPr>
-      <w:r>
-        <w:rPr>
-          <w:b/>
-          <w:bCs/>
-        </w:rPr>
-        <w:t xml:space="preserve">Extensions:</w:t>
-      </w:r>
-      <w:r>
-        <w:t xml:space="preserve"> </w:t>
-      </w:r>
-      <w:r>
-        <w:t xml:space="preserve">Invent a v-t graph where the average velocity is positive but the acceleration is negative. Or: a v-t graph that depicts an object speeding up, then slowing down, then reversing direction.</w:t>
-      </w:r>
-    </w:p>
-    <w:bookmarkEnd w:id="27"/>
-    <w:bookmarkStart w:id="28" w:name="strategy-spotlight"/>
-    <w:p>
-      <w:pPr>
-        <w:pStyle w:val="Heading2"/>
-      </w:pPr>
-      <w:r>
-        <w:t xml:space="preserve">Strategy Spotlight</w:t>
-      </w:r>
-    </w:p>
-    <w:p>
-      <w:pPr>
-        <w:pStyle w:val="FirstParagraph"/>
-      </w:pPr>
-      <w:r>
-        <w:rPr>
-          <w:b/>
-          <w:bCs/>
-        </w:rPr>
-        <w:t xml:space="preserve">Building Thinking Classrooms — random groups + vertical non-permanent surfaces (15 min).</w:t>
-      </w:r>
-    </w:p>
-    <w:p>
-      <w:pPr>
-        <w:pStyle w:val="Compact"/>
-        <w:numPr>
-          <w:ilvl w:val="0"/>
-          <w:numId w:val="1007"/>
-        </w:numPr>
-      </w:pPr>
-      <w:r>
-        <w:rPr>
-          <w:b/>
-          <w:bCs/>
-        </w:rPr>
-        <w:t xml:space="preserve">Random groups of 3</w:t>
-      </w:r>
-      <w:r>
-        <w:t xml:space="preserve"> </w:t>
-      </w:r>
-      <w:r>
-        <w:t xml:space="preserve">(visibly random). Use a deck of cards: shuffle, deal one card per student face-down; same-suit groups (clubs together, diamonds together, etc.). The randomness signals that</w:t>
-      </w:r>
-      <w:r>
-        <w:t xml:space="preserve"> </w:t>
-      </w:r>
-      <w:r>
-        <w:rPr>
-          <w:i/>
-          <w:iCs/>
-        </w:rPr>
-        <w:t xml:space="preserve">anyone</w:t>
-      </w:r>
-      <w:r>
-        <w:t xml:space="preserve"> </w:t>
-      </w:r>
-      <w:r>
-        <w:t xml:space="preserve">can think with</w:t>
-      </w:r>
-      <w:r>
-        <w:t xml:space="preserve"> </w:t>
-      </w:r>
-      <w:r>
-        <w:rPr>
-          <w:i/>
-          <w:iCs/>
-        </w:rPr>
-        <w:t xml:space="preserve">anyone</w:t>
-      </w:r>
-      <w:r>
-        <w:t xml:space="preserve">.</w:t>
-      </w:r>
-    </w:p>
-    <w:p>
-      <w:pPr>
-        <w:pStyle w:val="Compact"/>
-        <w:numPr>
-          <w:ilvl w:val="0"/>
-          <w:numId w:val="1007"/>
-        </w:numPr>
-      </w:pPr>
-      <w:r>
-        <w:rPr>
-          <w:b/>
-          <w:bCs/>
-        </w:rPr>
-        <w:t xml:space="preserve">VNPS-lite stations.</w:t>
-      </w:r>
-      <w:r>
-        <w:t xml:space="preserve"> </w:t>
-      </w:r>
-      <w:r>
-        <w:t xml:space="preserve">Set up 4 chart-paper stations around the room at standing height. Each station has a different velocity-time graph and a thin-slicing task card.</w:t>
-      </w:r>
-    </w:p>
-    <w:p>
-      <w:pPr>
-        <w:pStyle w:val="Compact"/>
-        <w:numPr>
-          <w:ilvl w:val="0"/>
-          <w:numId w:val="1007"/>
-        </w:numPr>
-      </w:pPr>
-      <w:r>
-        <w:rPr>
-          <w:b/>
-          <w:bCs/>
-        </w:rPr>
-        <w:t xml:space="preserve">Thin-slicing tasks</w:t>
-      </w:r>
-      <w:r>
-        <w:t xml:space="preserve"> </w:t>
-      </w:r>
-      <w:r>
-        <w:t xml:space="preserve">(each station, increasing difficulty):</w:t>
-      </w:r>
-    </w:p>
-    <w:p>
-      <w:pPr>
-        <w:pStyle w:val="Compact"/>
-        <w:numPr>
-          <w:ilvl w:val="1"/>
-          <w:numId w:val="1008"/>
-        </w:numPr>
-      </w:pPr>
-      <w:r>
-        <w:rPr>
-          <w:b/>
-          <w:bCs/>
-        </w:rPr>
-        <w:t xml:space="preserve">Level 1:</w:t>
-      </w:r>
-      <w:r>
-        <w:t xml:space="preserve"> </w:t>
-      </w:r>
-      <w:r>
-        <w:t xml:space="preserve">“Sketch the v-t graph for a car at constant 10 m/s east.”</w:t>
-      </w:r>
-    </w:p>
-    <w:p>
-      <w:pPr>
-        <w:pStyle w:val="Compact"/>
-        <w:numPr>
-          <w:ilvl w:val="1"/>
-          <w:numId w:val="1008"/>
-        </w:numPr>
-      </w:pPr>
-      <w:r>
-        <w:rPr>
-          <w:b/>
-          <w:bCs/>
-        </w:rPr>
-        <w:t xml:space="preserve">Level 2:</w:t>
-      </w:r>
-      <w:r>
-        <w:t xml:space="preserve"> </w:t>
-      </w:r>
-      <w:r>
-        <w:t xml:space="preserve">“Sketch the v-t graph for a car starting at 0 and reaching 20 m/s east in 5 seconds at constant acceleration.”</w:t>
-      </w:r>
-    </w:p>
-    <w:p>
-      <w:pPr>
-        <w:pStyle w:val="Compact"/>
-        <w:numPr>
-          <w:ilvl w:val="1"/>
-          <w:numId w:val="1008"/>
-        </w:numPr>
-      </w:pPr>
-      <w:r>
-        <w:rPr>
-          <w:b/>
-          <w:bCs/>
-        </w:rPr>
-        <w:t xml:space="preserve">Level 3:</w:t>
-      </w:r>
-      <w:r>
-        <w:t xml:space="preserve"> </w:t>
-      </w:r>
-      <w:r>
-        <w:t xml:space="preserve">“Given a v-t graph that goes from 10 to −10 m/s in 4 seconds, what is the average acceleration? Is the car speeding up or slowing down?”</w:t>
-      </w:r>
-    </w:p>
-    <w:p>
-      <w:pPr>
-        <w:pStyle w:val="Compact"/>
-        <w:numPr>
-          <w:ilvl w:val="1"/>
-          <w:numId w:val="1008"/>
-        </w:numPr>
-      </w:pPr>
-      <w:r>
-        <w:rPr>
-          <w:b/>
-          <w:bCs/>
-        </w:rPr>
-        <w:t xml:space="preserve">Level 4:</w:t>
-      </w:r>
-      <w:r>
-        <w:t xml:space="preserve"> </w:t>
-      </w:r>
-      <w:r>
-        <w:t xml:space="preserve">“Sketch a v-t graph showing the car speed up, then slow down, then reverse. Label where acceleration changes sign.”</w:t>
-      </w:r>
-    </w:p>
-    <w:p>
-      <w:pPr>
-        <w:pStyle w:val="Compact"/>
-        <w:numPr>
-          <w:ilvl w:val="0"/>
-          <w:numId w:val="1007"/>
-        </w:numPr>
-      </w:pPr>
-      <w:r>
-        <w:rPr>
-          <w:b/>
-          <w:bCs/>
-        </w:rPr>
-        <w:t xml:space="preserve">3-minute rotations.</w:t>
-      </w:r>
-      <w:r>
-        <w:t xml:space="preserve"> </w:t>
-      </w:r>
-      <w:r>
-        <w:t xml:space="preserve">Group works at the chart paper; teacher walks but does not solve. Use the discussion prompts to nudge.</w:t>
-      </w:r>
-    </w:p>
-    <w:p>
-      <w:pPr>
-        <w:pStyle w:val="Compact"/>
-        <w:numPr>
-          <w:ilvl w:val="0"/>
-          <w:numId w:val="1007"/>
-        </w:numPr>
-      </w:pPr>
-      <w:r>
-        <w:rPr>
-          <w:b/>
-          <w:bCs/>
-        </w:rPr>
-        <w:t xml:space="preserve">Consensus.</w:t>
-      </w:r>
-      <w:r>
-        <w:t xml:space="preserve"> </w:t>
-      </w:r>
-      <w:r>
-        <w:t xml:space="preserve">After 12 min, gather class around one station’s chart paper and ask:</w:t>
-      </w:r>
-      <w:r>
-        <w:t xml:space="preserve"> </w:t>
-      </w:r>
-      <w:r>
-        <w:t xml:space="preserve">“What’s the same in everyone’s answers? What’s different?”</w:t>
-      </w:r>
-      <w:r>
-        <w:t xml:space="preserve"> </w:t>
-      </w:r>
-      <w:r>
-        <w:t xml:space="preserve">Surface that the</w:t>
-      </w:r>
-      <w:r>
-        <w:t xml:space="preserve"> </w:t>
-      </w:r>
-      <w:r>
-        <w:rPr>
-          <w:i/>
-          <w:iCs/>
-        </w:rPr>
-        <w:t xml:space="preserve">slope</w:t>
-      </w:r>
-      <w:r>
-        <w:t xml:space="preserve"> </w:t>
-      </w:r>
-      <w:r>
-        <w:t xml:space="preserve">of v-t = acceleration.</w:t>
-      </w:r>
-    </w:p>
-    <w:bookmarkEnd w:id="28"/>
-    <w:bookmarkStart w:id="29" w:name="exit-ticket-closing-reflection"/>
-    <w:p>
-      <w:pPr>
-        <w:pStyle w:val="Heading2"/>
-      </w:pPr>
-      <w:r>
-        <w:t xml:space="preserve">Exit Ticket + Closing Reflection</w:t>
-      </w:r>
-    </w:p>
-    <w:p>
-      <w:pPr>
-        <w:pStyle w:val="FirstParagraph"/>
-      </w:pPr>
-      <w:r>
-        <w:t xml:space="preserve">A sprinter starts from rest and reaches 9 m/s in 3 seconds.</w:t>
-      </w:r>
-    </w:p>
-    <w:p>
-      <w:pPr>
-        <w:pStyle w:val="Compact"/>
-        <w:numPr>
-          <w:ilvl w:val="0"/>
-          <w:numId w:val="1009"/>
-        </w:numPr>
-      </w:pPr>
-      <w:r>
-        <w:t xml:space="preserve">What is her average acceleration? (b) Sketch her v-t graph. (c) After crossing the line, she slows from 9 m/s to 0 in 6 seconds. What is her acceleration during the slow-down phase? Is it positive or negative? Explain why.</w:t>
-      </w:r>
-    </w:p>
-    <w:p>
-      <w:pPr>
-        <w:pStyle w:val="FirstParagraph"/>
-      </w:pPr>
-      <w:r>
-        <w:rPr>
-          <w:i/>
-          <w:iCs/>
-        </w:rPr>
-        <w:t xml:space="preserve">Closing reflection (30 sec):</w:t>
-      </w:r>
-      <w:r>
-        <w:t xml:space="preserve"> </w:t>
-      </w:r>
-      <w:r>
-        <w:t xml:space="preserve">What is one thing that surprised you today? Who helped you make sense of something?</w:t>
-      </w:r>
-    </w:p>
-    <w:bookmarkEnd w:id="29"/>
-    <w:bookmarkStart w:id="30" w:name="companion-materials"/>
-    <w:p>
-      <w:pPr>
-        <w:pStyle w:val="Heading2"/>
-      </w:pPr>
-      <w:r>
-        <w:t xml:space="preserve">Companion Materials</w:t>
-      </w:r>
-    </w:p>
-    <w:p>
-      <w:pPr>
-        <w:pStyle w:val="Compact"/>
-        <w:numPr>
-          <w:ilvl w:val="0"/>
-          <w:numId w:val="1010"/>
-        </w:numPr>
-      </w:pPr>
-      <w:r>
-        <w:rPr>
-          <w:rStyle w:val="VerbatimChar"/>
-        </w:rPr>
-        <w:t xml:space="preserve">Student_Exploration.html</w:t>
-      </w:r>
-      <w:r>
-        <w:t xml:space="preserve"> </w:t>
-      </w:r>
-      <w:r>
-        <w:t xml:space="preserve">(rich interactive)</w:t>
-      </w:r>
-    </w:p>
-    <w:p>
-      <w:pPr>
-        <w:pStyle w:val="Compact"/>
-        <w:numPr>
-          <w:ilvl w:val="0"/>
-          <w:numId w:val="1010"/>
-        </w:numPr>
-      </w:pPr>
-      <w:r>
-        <w:rPr>
-          <w:rStyle w:val="VerbatimChar"/>
-        </w:rPr>
-        <w:t xml:space="preserve">Student_Exploration.onenote.html</w:t>
-      </w:r>
-      <w:r>
-        <w:t xml:space="preserve"> </w:t>
-      </w:r>
-      <w:r>
-        <w:t xml:space="preserve">(OneNote-paste static)</w:t>
-      </w:r>
-    </w:p>
-    <w:p>
-      <w:pPr>
-        <w:pStyle w:val="Compact"/>
-        <w:numPr>
-          <w:ilvl w:val="0"/>
-          <w:numId w:val="1010"/>
-        </w:numPr>
-      </w:pPr>
-      <w:r>
-        <w:rPr>
-          <w:rStyle w:val="VerbatimChar"/>
-        </w:rPr>
-        <w:t xml:space="preserve">Answer_Key.docx</w:t>
-      </w:r>
-    </w:p>
-    <w:bookmarkEnd w:id="30"/>
-    <w:bookmarkStart w:id="31" w:name="key-vocabulary-max-3"/>
-    <w:p>
-      <w:pPr>
-        <w:pStyle w:val="Heading2"/>
-      </w:pPr>
-      <w:r>
-        <w:t xml:space="preserve">Key Vocabulary (max 3)</w:t>
-      </w:r>
-    </w:p>
-    <w:p>
-      <w:pPr>
-        <w:pStyle w:val="Compact"/>
-        <w:numPr>
-          <w:ilvl w:val="0"/>
-          <w:numId w:val="1011"/>
-        </w:numPr>
-      </w:pPr>
-      <w:r>
-        <w:rPr>
-          <w:b/>
-          <w:bCs/>
-        </w:rPr>
-        <w:t xml:space="preserve">acceleration</w:t>
-      </w:r>
-      <w:r>
-        <w:t xml:space="preserve"> </w:t>
-      </w:r>
-      <w:r>
-        <w:t xml:space="preserve">— change in velocity ÷ time; a vector; units m/s²</w:t>
-      </w:r>
-    </w:p>
-    <w:p>
-      <w:pPr>
-        <w:pStyle w:val="Compact"/>
-        <w:numPr>
-          <w:ilvl w:val="0"/>
-          <w:numId w:val="1011"/>
+          <w:numId w:val="1013"/>
         </w:numPr>
       </w:pPr>
       <w:r>
@@ -2077,7 +2812,7 @@
         <w:pStyle w:val="Compact"/>
         <w:numPr>
           <w:ilvl w:val="0"/>
-          <w:numId w:val="1011"/>
+          <w:numId w:val="1013"/>
         </w:numPr>
       </w:pPr>
       <w:r>
@@ -2094,8 +2829,8 @@
         <w:t xml:space="preserve">— on a v-t graph, the steepness of the line; equals the acceleration</w:t>
       </w:r>
     </w:p>
-    <w:bookmarkEnd w:id="31"/>
-    <w:bookmarkEnd w:id="32"/>
+    <w:bookmarkEnd w:id="43"/>
+    <w:bookmarkEnd w:id="44"/>
     <w:sectPr>
       <w:pgSz w:h="15840" w:w="12240"/>
       <w:pgMar w:bottom="1152" w:footer="720" w:gutter="0" w:header="720" w:left="1296" w:right="1296" w:top="1152"/>
@@ -2479,176 +3214,6 @@
       <w:rPr>
         <w:rFonts w:ascii="Wingdings" w:hAnsi="Wingdings" w:cs="Wingdings" w:hint="default"/>
       </w:rPr>
-    </w:lvl>
-  </w:abstractNum>
-  <w:abstractNum w:abstractNumId="99411">
-    <w:nsid w:val="00A99411"/>
-    <w:multiLevelType w:val="multilevel"/>
-    <w:lvl w:ilvl="0">
-      <w:start w:val="1"/>
-      <w:numFmt w:val="decimal"/>
-      <w:lvlText w:val="%1."/>
-      <w:lvlJc w:val="left"/>
-      <w:pPr>
-        <w:ind w:left="720" w:hanging="360"/>
-      </w:pPr>
-    </w:lvl>
-    <w:lvl w:ilvl="1">
-      <w:start w:val="1"/>
-      <w:numFmt w:val="decimal"/>
-      <w:lvlText w:val="%2."/>
-      <w:lvlJc w:val="left"/>
-      <w:pPr>
-        <w:ind w:left="1440" w:hanging="360"/>
-      </w:pPr>
-    </w:lvl>
-    <w:lvl w:ilvl="2">
-      <w:start w:val="1"/>
-      <w:numFmt w:val="decimal"/>
-      <w:lvlText w:val="%3."/>
-      <w:lvlJc w:val="left"/>
-      <w:pPr>
-        <w:ind w:left="2160" w:hanging="360"/>
-      </w:pPr>
-    </w:lvl>
-    <w:lvl w:ilvl="3">
-      <w:start w:val="1"/>
-      <w:numFmt w:val="decimal"/>
-      <w:lvlText w:val="%4."/>
-      <w:lvlJc w:val="left"/>
-      <w:pPr>
-        <w:ind w:left="2880" w:hanging="360"/>
-      </w:pPr>
-    </w:lvl>
-    <w:lvl w:ilvl="4">
-      <w:start w:val="1"/>
-      <w:numFmt w:val="decimal"/>
-      <w:lvlText w:val="%5."/>
-      <w:lvlJc w:val="left"/>
-      <w:pPr>
-        <w:ind w:left="3600" w:hanging="360"/>
-      </w:pPr>
-    </w:lvl>
-    <w:lvl w:ilvl="5">
-      <w:start w:val="1"/>
-      <w:numFmt w:val="decimal"/>
-      <w:lvlText w:val="%6."/>
-      <w:lvlJc w:val="left"/>
-      <w:pPr>
-        <w:ind w:left="4320" w:hanging="360"/>
-      </w:pPr>
-    </w:lvl>
-    <w:lvl w:ilvl="6">
-      <w:start w:val="1"/>
-      <w:numFmt w:val="decimal"/>
-      <w:lvlText w:val="%7."/>
-      <w:lvlJc w:val="left"/>
-      <w:pPr>
-        <w:ind w:left="5040" w:hanging="360"/>
-      </w:pPr>
-    </w:lvl>
-    <w:lvl w:ilvl="7">
-      <w:start w:val="1"/>
-      <w:numFmt w:val="decimal"/>
-      <w:lvlText w:val="%8."/>
-      <w:lvlJc w:val="left"/>
-      <w:pPr>
-        <w:ind w:left="5760" w:hanging="360"/>
-      </w:pPr>
-    </w:lvl>
-    <w:lvl w:ilvl="8">
-      <w:start w:val="1"/>
-      <w:numFmt w:val="decimal"/>
-      <w:lvlText w:val="%9."/>
-      <w:lvlJc w:val="left"/>
-      <w:pPr>
-        <w:ind w:left="6480" w:hanging="360"/>
-      </w:pPr>
-    </w:lvl>
-  </w:abstractNum>
-  <w:abstractNum w:abstractNumId="99731">
-    <w:nsid w:val="00A99731"/>
-    <w:multiLevelType w:val="multilevel"/>
-    <w:lvl w:ilvl="0">
-      <w:start w:val="1"/>
-      <w:numFmt w:val="lowerLetter"/>
-      <w:lvlText w:val="(%1)"/>
-      <w:lvlJc w:val="left"/>
-      <w:pPr>
-        <w:ind w:left="720" w:hanging="360"/>
-      </w:pPr>
-    </w:lvl>
-    <w:lvl w:ilvl="1">
-      <w:start w:val="1"/>
-      <w:numFmt w:val="lowerLetter"/>
-      <w:lvlText w:val="(%2)"/>
-      <w:lvlJc w:val="left"/>
-      <w:pPr>
-        <w:ind w:left="1440" w:hanging="360"/>
-      </w:pPr>
-    </w:lvl>
-    <w:lvl w:ilvl="2">
-      <w:start w:val="1"/>
-      <w:numFmt w:val="lowerLetter"/>
-      <w:lvlText w:val="(%3)"/>
-      <w:lvlJc w:val="left"/>
-      <w:pPr>
-        <w:ind w:left="2160" w:hanging="360"/>
-      </w:pPr>
-    </w:lvl>
-    <w:lvl w:ilvl="3">
-      <w:start w:val="1"/>
-      <w:numFmt w:val="lowerLetter"/>
-      <w:lvlText w:val="(%4)"/>
-      <w:lvlJc w:val="left"/>
-      <w:pPr>
-        <w:ind w:left="2880" w:hanging="360"/>
-      </w:pPr>
-    </w:lvl>
-    <w:lvl w:ilvl="4">
-      <w:start w:val="1"/>
-      <w:numFmt w:val="lowerLetter"/>
-      <w:lvlText w:val="(%5)"/>
-      <w:lvlJc w:val="left"/>
-      <w:pPr>
-        <w:ind w:left="3600" w:hanging="360"/>
-      </w:pPr>
-    </w:lvl>
-    <w:lvl w:ilvl="5">
-      <w:start w:val="1"/>
-      <w:numFmt w:val="lowerLetter"/>
-      <w:lvlText w:val="(%6)"/>
-      <w:lvlJc w:val="left"/>
-      <w:pPr>
-        <w:ind w:left="4320" w:hanging="360"/>
-      </w:pPr>
-    </w:lvl>
-    <w:lvl w:ilvl="6">
-      <w:start w:val="1"/>
-      <w:numFmt w:val="lowerLetter"/>
-      <w:lvlText w:val="(%7)"/>
-      <w:lvlJc w:val="left"/>
-      <w:pPr>
-        <w:ind w:left="5040" w:hanging="360"/>
-      </w:pPr>
-    </w:lvl>
-    <w:lvl w:ilvl="7">
-      <w:start w:val="1"/>
-      <w:numFmt w:val="lowerLetter"/>
-      <w:lvlText w:val="(%8)"/>
-      <w:lvlJc w:val="left"/>
-      <w:pPr>
-        <w:ind w:left="5760" w:hanging="360"/>
-      </w:pPr>
-    </w:lvl>
-    <w:lvl w:ilvl="8">
-      <w:start w:val="1"/>
-      <w:numFmt w:val="lowerLetter"/>
-      <w:lvlText w:val="(%9)"/>
-      <w:lvlJc w:val="left"/>
-      <w:pPr>
-        <w:ind w:left="6480" w:hanging="360"/>
-      </w:pPr>
     </w:lvl>
   </w:abstractNum>
   <w:num w:numId="1">
@@ -2700,72 +3265,24 @@
     <w:abstractNumId w:val="991"/>
   </w:num>
   <w:num w:numId="1007">
-    <w:abstractNumId w:val="99411"/>
-    <w:lvlOverride w:ilvl="0">
-      <w:startOverride w:val="1"/>
-    </w:lvlOverride>
-    <w:lvlOverride w:ilvl="1">
-      <w:startOverride w:val="1"/>
-    </w:lvlOverride>
-    <w:lvlOverride w:ilvl="2">
-      <w:startOverride w:val="1"/>
-    </w:lvlOverride>
-    <w:lvlOverride w:ilvl="3">
-      <w:startOverride w:val="1"/>
-    </w:lvlOverride>
-    <w:lvlOverride w:ilvl="4">
-      <w:startOverride w:val="1"/>
-    </w:lvlOverride>
-    <w:lvlOverride w:ilvl="5">
-      <w:startOverride w:val="1"/>
-    </w:lvlOverride>
-    <w:lvlOverride w:ilvl="6">
-      <w:startOverride w:val="1"/>
-    </w:lvlOverride>
-    <w:lvlOverride w:ilvl="7">
-      <w:startOverride w:val="1"/>
-    </w:lvlOverride>
-    <w:lvlOverride w:ilvl="8">
-      <w:startOverride w:val="1"/>
-    </w:lvlOverride>
+    <w:abstractNumId w:val="991"/>
   </w:num>
   <w:num w:numId="1008">
     <w:abstractNumId w:val="991"/>
   </w:num>
   <w:num w:numId="1009">
-    <w:abstractNumId w:val="99731"/>
-    <w:lvlOverride w:ilvl="0">
-      <w:startOverride w:val="1"/>
-    </w:lvlOverride>
-    <w:lvlOverride w:ilvl="1">
-      <w:startOverride w:val="1"/>
-    </w:lvlOverride>
-    <w:lvlOverride w:ilvl="2">
-      <w:startOverride w:val="1"/>
-    </w:lvlOverride>
-    <w:lvlOverride w:ilvl="3">
-      <w:startOverride w:val="1"/>
-    </w:lvlOverride>
-    <w:lvlOverride w:ilvl="4">
-      <w:startOverride w:val="1"/>
-    </w:lvlOverride>
-    <w:lvlOverride w:ilvl="5">
-      <w:startOverride w:val="1"/>
-    </w:lvlOverride>
-    <w:lvlOverride w:ilvl="6">
-      <w:startOverride w:val="1"/>
-    </w:lvlOverride>
-    <w:lvlOverride w:ilvl="7">
-      <w:startOverride w:val="1"/>
-    </w:lvlOverride>
-    <w:lvlOverride w:ilvl="8">
-      <w:startOverride w:val="1"/>
-    </w:lvlOverride>
+    <w:abstractNumId w:val="991"/>
   </w:num>
   <w:num w:numId="1010">
     <w:abstractNumId w:val="991"/>
   </w:num>
   <w:num w:numId="1011">
+    <w:abstractNumId w:val="991"/>
+  </w:num>
+  <w:num w:numId="1012">
+    <w:abstractNumId w:val="991"/>
+  </w:num>
+  <w:num w:numId="1013">
     <w:abstractNumId w:val="991"/>
   </w:num>
 </w:numbering>
